--- a/klagomål/Gåstjärnen FSC-klagomål.docx
+++ b/klagomål/Gåstjärnen FSC-klagomål.docx
@@ -1,6 +1,6 @@
 
 <file path=word/document.xml><?xml version="1.0" encoding="utf-8"?>
-<w:document xmlns:wpc="http://schemas.microsoft.com/office/word/2010/wordprocessingCanvas" xmlns:cx="http://schemas.microsoft.com/office/drawing/2014/chartex" xmlns:cx1="http://schemas.microsoft.com/office/drawing/2015/9/8/chartex" xmlns:cx2="http://schemas.microsoft.com/office/drawing/2015/10/21/chartex" xmlns:cx3="http://schemas.microsoft.com/office/drawing/2016/5/9/chartex" xmlns:cx4="http://schemas.microsoft.com/office/drawing/2016/5/10/chartex" xmlns:cx5="http://schemas.microsoft.com/office/drawing/2016/5/11/chartex" xmlns:cx6="http://schemas.microsoft.com/office/drawing/2016/5/12/chartex" xmlns:cx7="http://schemas.microsoft.com/office/drawing/2016/5/13/chartex" xmlns:cx8="http://schemas.microsoft.com/office/drawing/2016/5/14/chartex" xmlns:mc="http://schemas.openxmlformats.org/markup-compatibility/2006" xmlns:aink="http://schemas.microsoft.com/office/drawing/2016/ink" xmlns:am3d="http://schemas.microsoft.com/office/drawing/2017/model3d" xmlns:o="urn:schemas-microsoft-com:office:office" xmlns:oel="http://schemas.microsoft.com/office/2019/extlst" xmlns:r="http://schemas.openxmlformats.org/officeDocument/2006/relationships" xmlns:m="http://schemas.openxmlformats.org/officeDocument/2006/math" xmlns:v="urn:schemas-microsoft-com:vml" xmlns:wp14="http://schemas.microsoft.com/office/word/2010/wordprocessingDrawing" xmlns:wp="http://schemas.openxmlformats.org/drawingml/2006/wordprocessingDrawing" xmlns:w10="urn:schemas-microsoft-com:office:word" xmlns:w="http://schemas.openxmlformats.org/wordprocessingml/2006/main" xmlns:w14="http://schemas.microsoft.com/office/word/2010/wordml" xmlns:w15="http://schemas.microsoft.com/office/word/2012/wordml" xmlns:w16cex="http://schemas.microsoft.com/office/word/2018/wordml/cex" xmlns:w16cid="http://schemas.microsoft.com/office/word/2016/wordml/cid" xmlns:w16="http://schemas.microsoft.com/office/word/2018/wordml" xmlns:w16sdtdh="http://schemas.microsoft.com/office/word/2020/wordml/sdtdatahash" xmlns:w16se="http://schemas.microsoft.com/office/word/2015/wordml/symex" xmlns:wpg="http://schemas.microsoft.com/office/word/2010/wordprocessingGroup" xmlns:wpi="http://schemas.microsoft.com/office/word/2010/wordprocessingInk" xmlns:wne="http://schemas.microsoft.com/office/word/2006/wordml" xmlns:wps="http://schemas.microsoft.com/office/word/2010/wordprocessingShape" mc:Ignorable="w14 w15 w16se w16cid w16 w16cex w16sdtdh wp14">
+<w:document xmlns:wpc="http://schemas.microsoft.com/office/word/2010/wordprocessingCanvas" xmlns:cx="http://schemas.microsoft.com/office/drawing/2014/chartex" xmlns:cx1="http://schemas.microsoft.com/office/drawing/2015/9/8/chartex" xmlns:cx2="http://schemas.microsoft.com/office/drawing/2015/10/21/chartex" xmlns:cx3="http://schemas.microsoft.com/office/drawing/2016/5/9/chartex" xmlns:cx4="http://schemas.microsoft.com/office/drawing/2016/5/10/chartex" xmlns:cx5="http://schemas.microsoft.com/office/drawing/2016/5/11/chartex" xmlns:cx6="http://schemas.microsoft.com/office/drawing/2016/5/12/chartex" xmlns:cx7="http://schemas.microsoft.com/office/drawing/2016/5/13/chartex" xmlns:cx8="http://schemas.microsoft.com/office/drawing/2016/5/14/chartex" xmlns:mc="http://schemas.openxmlformats.org/markup-compatibility/2006" xmlns:aink="http://schemas.microsoft.com/office/drawing/2016/ink" xmlns:am3d="http://schemas.microsoft.com/office/drawing/2017/model3d" xmlns:o="urn:schemas-microsoft-com:office:office" xmlns:oel="http://schemas.microsoft.com/office/2019/extlst" xmlns:r="http://schemas.openxmlformats.org/officeDocument/2006/relationships" xmlns:m="http://schemas.openxmlformats.org/officeDocument/2006/math" xmlns:v="urn:schemas-microsoft-com:vml" xmlns:wp14="http://schemas.microsoft.com/office/word/2010/wordprocessingDrawing" xmlns:wp="http://schemas.openxmlformats.org/drawingml/2006/wordprocessingDrawing" xmlns:w10="urn:schemas-microsoft-com:office:word" xmlns:w="http://schemas.openxmlformats.org/wordprocessingml/2006/main" xmlns:w14="http://schemas.microsoft.com/office/word/2010/wordml" xmlns:w15="http://schemas.microsoft.com/office/word/2012/wordml" xmlns:w16cex="http://schemas.microsoft.com/office/word/2018/wordml/cex" xmlns:w16cid="http://schemas.microsoft.com/office/word/2016/wordml/cid" xmlns:w16="http://schemas.microsoft.com/office/word/2018/wordml" xmlns:w16du="http://schemas.microsoft.com/office/word/2023/wordml/word16du" xmlns:w16sdtdh="http://schemas.microsoft.com/office/word/2020/wordml/sdtdatahash" xmlns:w16sdtfl="http://schemas.microsoft.com/office/word/2024/wordml/sdtformatlock" xmlns:w16se="http://schemas.microsoft.com/office/word/2015/wordml/symex" xmlns:wpg="http://schemas.microsoft.com/office/word/2010/wordprocessingGroup" xmlns:wpi="http://schemas.microsoft.com/office/word/2010/wordprocessingInk" xmlns:wne="http://schemas.microsoft.com/office/word/2006/wordml" xmlns:wps="http://schemas.microsoft.com/office/word/2010/wordprocessingShape" mc:Ignorable="w14 w15 w16se w16cid w16 w16cex w16sdtdh w16sdtfl w16du wp14">
   <w:body>
     <w:p>
       <w:r>
@@ -112,7 +112,7 @@
         <w:pStyle w:val="ListBullet"/>
       </w:pPr>
       <w:r>
-        <w:t>Om ett ombud (tex Norra skog eller Mellanskog) avverkningsanmäler en skog med naturvärden motsvarande nyckelbiotops kvalité men markägaren inte är FSC certifierad, bör du skicka in ett FSC kontrollerat virke klagomål. Då ska klagomålet skickas till ombudsföretaget.</w:t>
+        <w:t>Om ett ombud (tex Norra skog eller Mellanskog) avverkningsanmäler en skog med naturvärden motsvarande nyckelbiotops kvalitet men markägaren inte är FSC certifierad, bör du skicka in ett FSC kontrollerat virke klagomål. Då ska klagomålet skickas till ombudsföretaget.</w:t>
       </w:r>
     </w:p>
     <w:p>
@@ -168,35 +168,7 @@
     </w:p>
     <w:p>
       <w:r>
-        <w:t>Detta dokument behandlar höga naturvärden i avverkningsanmälan Gåstjärnen i Bjurholms kommun. Denna avverkningsanmälan inkom 2025-08-02 och omfattar 62,7 ha.</w:t>
-      </w:r>
-    </w:p>
-    <w:p>
-      <w:r>
-        <w:t>Nedan presenteras fynd av naturvårdsarter och fridlysta arter som gjorts i det avverkningsanmälda området, samt relevanta utdrag ur standarderna för FSC, Chain of Custody, Controlled Wood och PEFC. I BILAGA 1 finns artfakta om fridlysta arter.</w:t>
-      </w:r>
-    </w:p>
-    <w:p>
-      <w:r>
-        <w:t>Vi förväntar oss att ni återkommer med ett skriftligt svar på vårt klagomål och även beskriver vilka korrigerande åtgärder ni satt in för att rätta till identifierade brister i er efterlevnad av den svenska FSC standarden.</w:t>
-      </w:r>
-    </w:p>
-    <w:p>
-      <w:pPr>
-        <w:pStyle w:val="Heading1"/>
-      </w:pPr>
-      <w:r>
-        <w:t>Naturvårdsarter</w:t>
-      </w:r>
-    </w:p>
-    <w:p>
-      <w:r>
-        <w:t>I avverkningsanmälan har följande 14 naturvårdsarter hittats: goliatmusseron (VU), knärot (VU, §8), smalfotad taggsvamp (VU), blå taggsvamp (NT), dvärgbägarlav (NT), gammelgransskål (NT), garnlav (NT), granticka (NT), motaggsvamp (NT), skrovlig taggsvamp (NT), svart taggsvamp (NT), ullticka (NT), vedtrappmossa (NT) och vitgrynig nållav (NT). Av dessa är 14 rödlistade. För rödlistade arter har rödlistekategorin angivits inom parentes. För fridlysta arter anges även paragrafen i Artskyddsförordningen som arten är fridlyst enligt.</w:t>
-      </w:r>
-    </w:p>
-    <w:p>
-      <w:r>
-        <w:t>De påträffade naturvårdsarterna är ett tydligt kvitto på att detta rör sig om en skog med höga naturvärden. I Figur 1 visas en karta över det avverkningsanmälda området, där samtliga fyndplatser för naturvårdsarter som finns registrerade på Artportalen har markerats.</w:t>
+        <w:t>Detta klagomål behandlar höga naturvärden i avverkningsanmälan Gåstjärnen i Bjurholms kommun som inkom 2026-07-12 och omfattar 62,7 ha.</w:t>
       </w:r>
     </w:p>
     <w:p>
@@ -206,7 +178,7 @@
       <w:r>
         <w:drawing>
           <wp:inline xmlns:a="http://schemas.openxmlformats.org/drawingml/2006/main" xmlns:pic="http://schemas.openxmlformats.org/drawingml/2006/picture">
-            <wp:extent cx="5486400" cy="5494983"/>
+            <wp:extent cx="5486400" cy="5370139"/>
             <wp:docPr id="1" name="Picture 1"/>
             <wp:cNvGraphicFramePr>
               <a:graphicFrameLocks noChangeAspect="1"/>
@@ -227,7 +199,7 @@
                   <pic:spPr>
                     <a:xfrm>
                       <a:off x="0" y="0"/>
-                      <a:ext cx="5486400" cy="5494983"/>
+                      <a:ext cx="5486400" cy="5370139"/>
                     </a:xfrm>
                     <a:prstGeom prst="rect"/>
                   </pic:spPr>
@@ -241,170 +213,25 @@
     <w:p>
       <w:pPr>
         <w:pStyle w:val="Caption"/>
+        <w:spacing w:after="240"/>
       </w:pPr>
       <w:r>
-        <w:t>Figur 1. Fyndplatser för naturvårdsarter i det avverkningsanmälda området (röd linje). Markörer utan svart kant är placerade på fyndplatsen. Markörer med svart kant är placerade vid sidan av fyndplatsen och har ett svart streck som visar fyndplatsens exakta position. Kartans mittpunktskoordinat är N 7101852, E 680512 i SWEREF 99 TM.</w:t>
+        <w:t>Figur 1. Fyndplatser för naturvårdsarter i avverkningsanmälan. Markörer utan svart kant är placerade på fyndplatsen. Markörer med svart kant är placerade vid sidan av fyndplatsen har ett svart streck som visar fyndplatsens exakta position. Kartans mittpunktskoordinat är N 7101852, E 680512 i SWEREF 99 TM.</w:t>
       </w:r>
     </w:p>
     <w:p>
       <w:r>
-        <w:rPr>
-          <w:b/>
-        </w:rPr>
-        <w:t xml:space="preserve">Blå taggsvamp (NT) </w:t>
-      </w:r>
-      <w:r>
-        <w:t>är en karaktärsart i såväl örtrika kalkbarrskogar som i torra sandtallskogar där det föreligger gammal skog med långvarig trädkontinuitet. Är sällsynt och mycket kravfull i södra och mellersta Sverige. Den hotas främst av skogsavverkning och tycks försvinna efter slutavverkning, markberedning och plantering. I kalkgranskogar verkar arten vara mycket känslig. Granskogar med arten bör formellt skydddas (SLU Artdatabanken, 2024; Nitare &amp; Skogsstyrelsen, 2019).</w:t>
+        <w:t>I avverkningsanmälan finns fynd av 12 naturvårdsarter, varav 12 är rödlistade, 1 är fridlyst och 9 är typiska (T): garnlav (VU, T), goliatmusseron (VU, T), knärot (VU, T, §8), skrovlig taggsvamp (VU), smalfotad taggsvamp (VU), blå taggsvamp (NT, T), dvärgbägarlav (NT, T), gammelgransskål (NT, T), motaggsvamp (NT, T), ullticka (NT, T), vedtrappmossa (NT, T) och vitgrynig nållav (NT). Se Figur 1.</w:t>
       </w:r>
     </w:p>
     <w:p>
       <w:r>
-        <w:rPr>
-          <w:b/>
-        </w:rPr>
-        <w:t>Dvärgbägarlav (NT)</w:t>
-      </w:r>
-      <w:r>
-        <w:t xml:space="preserve"> förekommer över hela Sverige på gammal hård ved, huvudsakligen på tall men i södra Sverige även på ek. Veden utgörs framförallt av grova stubbar, lågor och grenar. Substratet har blivit sällsyntare och nybildning av substrat sker bara i begränsad omfattning. Arten hotas av att grova lågor blir allt sällsyntare i dagens kulturskogar samt att nybildningen av lämpliga substrat går mycket långsamt. En riklig tillgång på gamla tall- eller eklågor måste säkerställas på artens lokaler (SLU Artdatabanken, 2024; Nitare &amp; Skogsstyrelsen, 2019).</w:t>
+        <w:t>Nedan presenteras relevanta utdrag ur standarderna för FSC, Chain of Custody, Controlled Wood och PEFC.</w:t>
       </w:r>
     </w:p>
     <w:p>
       <w:r>
-        <w:rPr>
-          <w:b/>
-        </w:rPr>
-        <w:t>Gammelgransskål (NT)</w:t>
-      </w:r>
-      <w:r>
-        <w:t xml:space="preserve"> är en liten skålsvamp som växer på gamla granar med skrovlig bark. Typiska växtplatser är gransumpskog i myrkanter, bäckdråg, bäckraviner och skuggiga bergssluttningar, men också skog på torrare mark kan hysa arten om beståndet har stark naturskogskaraktär. Bestånd med arten bör behandlas som nyckelbiotoper och sparas vid en slutavverkning. Även gallring bör undvikas (SLU Artdatabanken, 2024; Nitare &amp; Skogsstyrelsen, 2019).</w:t>
-      </w:r>
-    </w:p>
-    <w:p>
-      <w:r>
-        <w:rPr>
-          <w:b/>
-        </w:rPr>
-        <w:t>Garnlav (NT)</w:t>
-      </w:r>
-      <w:r>
-        <w:t xml:space="preserve"> är en utpräglad barrskogsart som ibland kan drapera träden i norrländska grannaturskogar med hög luftfuktighet. Den förekommer även i talldominerade bestånd där den, förutom i trädens grenverk, påträffas hängande över ojämnheter i tallbarken. Arten har minskat starkt i södra och mellersta Sverige och den minskar även i sitt nordliga utbredningsområde. Orsaken till tillbakagången beror främst på slutavverkningar av naturskogsartade skogar. Bestånd med riklig förekomst bör regelmässigt sparas. Garnlav är värdväxt för den mycket sällsynta och akut hotade fjärilen barrskogslavfly (CR) som hör hemma i boreala barrskogar med riklig förekomst av värdväxten. Tidigare kunde arten konstateras årligen på flera platser vid Dala-Floda i Dalarna innan lokalerna kalavverkades. Senaste fyndet i landet av barrskogslavfly är från år 2000 då den påträffades vid Högberget i Sollefteå kommun (SLU Artdatabanken, 2024).</w:t>
-      </w:r>
-    </w:p>
-    <w:p>
-      <w:r>
-        <w:rPr>
-          <w:b/>
-        </w:rPr>
-        <w:t>Goliatmusseron (VU)</w:t>
-      </w:r>
-      <w:r>
-        <w:t xml:space="preserve"> är en mykorrhizasvamp knuten till gammal tall på sandig eller grusig mark, främst ljusöppna torra lavtallhedar där svampen växer bland renlavar och lingon. Mager, sandig och brandpräglad tallskog med lång trädkontinuitet bör undantas från trakthyggesbruk och inte kalavverkas. Goliatmusseron är placerad högst upp i Skogsstyrelsens värdepyramid för bedömning av skog med höga naturvärden och den är globalt rödlistad som sårbar (VU) vilket innebär att Sverige har ett internationellt ansvar för arten (SLU Artdatabanken, 2024; Nitare &amp; Skogsstyrelsen, 2019; IUCN, 2020).</w:t>
-      </w:r>
-    </w:p>
-    <w:p>
-      <w:r>
-        <w:rPr>
-          <w:b/>
-        </w:rPr>
-        <w:t>Granticka (NT)</w:t>
-      </w:r>
-      <w:r>
-        <w:t xml:space="preserve"> förekommer främst i äldre skogar med naturskogskaraktär, liksom i dimensionsavverkade och plockhuggna skogar. I äldre grannaturskog i norra Sverige är den alltjämt en förhållandevis vanlig karaktärsart, medan den längre söderut blir allt mer sällsynt. I Götaland och delar av Svealand är den en god signalart för skyddsvärda granskogsmiljöer. Arten bedöms ha minskat starkt under senare år på grund av skogsavverkningar, då den framför allt växer i äldre granskog med långvarig grankontinuitet. I urskogsliknande bestånd i norra Sverige kan ibland påträffas den mycket sällsynta tickan grantickeporing (VU), som lever på döda grantickor (SLU Artdatabanken, 2024; Nitare &amp; Skogsstyrelsen, 2019).</w:t>
-      </w:r>
-    </w:p>
-    <w:p>
-      <w:r>
-        <w:rPr>
-          <w:b/>
-        </w:rPr>
-        <w:t xml:space="preserve">Motaggsvamp (NT) </w:t>
-      </w:r>
-      <w:r>
-        <w:t>bildar mykorrhiza med tall i tallskog och hittas huvudsakligen i äldre, glesare skogsbestånd och hällmarksimpediment. Arten hotas främst av skogsavverkning och tycks försvinna efter slutavverkning, markberedning och plantering (SLU Artdatabanken, 2024).</w:t>
-      </w:r>
-    </w:p>
-    <w:p>
-      <w:r>
-        <w:rPr>
-          <w:b/>
-        </w:rPr>
-        <w:t xml:space="preserve">Skrovlig taggsvamp (NT) </w:t>
-      </w:r>
-      <w:r>
-        <w:t>bildar mykorrhiza med tall i äldre tallskog, framför allt på tallhed. Den växer huvudsakligen i äldre barrskog som hotas av slutavverkning. Genom att äldre barrskogar och naturskogar blir allt sällsyntare, missgynnas arten av skogsbruk. Arten ingår i ett åtgärdsprogram för hotade arter (ÅGP) och en långsiktig tillgång till svampens värdträd behöver säkras genom att växtplatserna undantas från avverkning. Skrovlig taggsvamp är globalt rödlistad som nära hotad (NT) vilket innebär att Sverige har ett internationellt ansvar för arten (IUCN, 2025; SLU Artdatabanken, 2024; Nitare, 2006).</w:t>
-      </w:r>
-    </w:p>
-    <w:p>
-      <w:r>
-        <w:rPr>
-          <w:b/>
-        </w:rPr>
-        <w:t>Smalfotad taggsvamp (VU)</w:t>
-      </w:r>
-      <w:r>
-        <w:t>, rödlistad som sårbar, växer på marken under lågor eller fallna stubbar i brandpräglad torr tallskog med lång kontinuitet. Arten är starkt associerad till kolad ved från tallar som sannolikt varit med om flera historiska skogsbränder. Detta är en process som kan ta många hundra år och det tar således mycket lång tid att återskapa lämpliga substrat. Smalfotad taggsvamp är placerad i toppen av Skogsstyrelsens värdepyramid för bedömning av skog med höga naturvärden samt globalt rödlistad som sårbar (VU) vilket innebär att Sverige har ett internationellt ansvar för arten (IUCN Redlist, 2024; Nitare &amp; Skogsstyrelsen, 2019; SLU Artdatabanken, 2024).</w:t>
-      </w:r>
-    </w:p>
-    <w:p>
-      <w:r>
-        <w:rPr>
-          <w:b/>
-        </w:rPr>
-        <w:t xml:space="preserve">Svart taggsvamp (NT) </w:t>
-      </w:r>
-      <w:r>
-        <w:t>bildar huvudsakligen mykorrhiza med gran och tall, men även med ek och bok. Slutavverkning utgör det största hotet mot arten och den överlever sannolikt inte en föryngringshuggning då barrträdens rötter dör efter avverkningen. Förekomsterna i barrskog är särskilt utsatta eftersom arten föredrar att växa i äldre, virkesrika skogar med högre bonitet, som avverkas i rask takt. Fler äldre, virkesrika barrskogar med högre bonitet måste formellt skyddas som biotopskyddsområden eller naturreservat. Även oskyddade växtplatser i lövskogsbiotoper bör få ett starkt skydd. Skogsområden med svart taggsvamp bör inte gallras eller plockhuggas om inte huggningen efterföljs av skogsbete (SLU Artdatabanken, 2024).</w:t>
-      </w:r>
-    </w:p>
-    <w:p>
-      <w:r>
-        <w:rPr>
-          <w:b/>
-        </w:rPr>
-        <w:t>Ullticka (NT)</w:t>
-      </w:r>
-      <w:r>
-        <w:t xml:space="preserve"> är knuten till restbestånd av barrnaturskog och förekommer med ett tydligt optimum i orörda eller måttligt påverkade gamla granskogar där det föreligger viss kontinuitet av grov död ved. Ullticka är en bra signalart inom hela sitt utbredningsområde och i södra Sverige är den sällsynt och en god signalart för skyddsvärda granskogsmiljöer. Den hotas av avverkning och fragmentering av naturskog och äldre granskog med lång trädkontinuitet. På ullticka kan ibland ulltickeporing (VU) påträffas - det är en sällsynt ticka som nyligen delats upp i tre olika arter: </w:t>
-      </w:r>
-      <w:r>
-        <w:rPr>
-          <w:i/>
-        </w:rPr>
-        <w:t xml:space="preserve">Skeletocutis brevispora </w:t>
-      </w:r>
-      <w:r>
-        <w:t>(ulltickeporing)</w:t>
-      </w:r>
-      <w:r>
-        <w:rPr>
-          <w:i/>
-        </w:rPr>
-        <w:t>, Skeletocutis delicata och Skeletocutis exilis</w:t>
-      </w:r>
-      <w:r>
-        <w:t>. De två sistnämnda arterna står för närvarande (2020) som ej bedömda i rödlistan (SLU Artdatabanken, 2024; Nitare &amp; Skogsstyrelsen, 2019; Miettinen &amp; Niemelä, 2018).</w:t>
-      </w:r>
-    </w:p>
-    <w:p>
-      <w:r>
-        <w:rPr>
-          <w:b/>
-        </w:rPr>
-        <w:t xml:space="preserve">Vedtrappmossa (NT) </w:t>
-      </w:r>
-      <w:r>
-        <w:t>växer på död ved, främst i gammal granskog. Den förekommer knappast alls i fjällnära barrskogar utan finns i skogslandskapet nedom fjällen och framför allt i landets södra delar är den en mycket bra signalart för barrnaturskog med höga naturvärden. Skogsavverkning och brist på grov död ved i skogen är de allvarligaste hoten och den överlever inte kalhyggesbruk. Lokaler med sluten granskog, tillräckligt stora för att säkerställa ett kontinuerligt tillskott på grova lågor, bör undantas från storskaligt skogsbruk (SLU Artdatabanken, 2024).</w:t>
-      </w:r>
-    </w:p>
-    <w:p>
-      <w:r>
-        <w:rPr>
-          <w:b/>
-        </w:rPr>
-        <w:t>Vitgrynig nållav (NT)</w:t>
-      </w:r>
-      <w:r>
-        <w:t xml:space="preserve"> växer nästan uteslutande på bark av gamla, senvuxna granar i skuggiga lägen med hög och jämn luftfuktighet. Den vanligaste naturtypen för arten är kontinuitetsskogar på frisk mark men den finns också i sumpgranskogar. På lång sikt utgör avverkningar av olikåldriga granskogar av naturskogskaraktär ett allvarligt hot mot arten och skogsbruksåtgärder på eller i närheten av växtplatserna bör undvikas. Naturskogsartade, fuktiga granskogar med förekomster av arten signalerar höga biologiska värden och bör bevaras (SLU Artdatabanken, 2024; Nitare &amp; Skogsstyrelsen, 2019).</w:t>
+        <w:t>Vi förväntar oss att ni återkommer med ett skriftligt svar på vårt klagomål och även beskriver vilka korrigerande åtgärder ni satt in för att rätta till identifierade brister i er efterlevnad av den svenska FSC standarden.</w:t>
       </w:r>
     </w:p>
     <w:p>
@@ -412,12 +239,61 @@
         <w:pStyle w:val="Heading1"/>
       </w:pPr>
       <w:r>
-        <w:t>Fridlysta arter</w:t>
+        <w:t>Naturvårdsarter och fridlysta arter</w:t>
       </w:r>
     </w:p>
     <w:p>
       <w:r>
-        <w:t>Följande fridlysta arter har sina livsmiljöer och växtplatser i den avverkningsanmälda skogen: knärot (VU, §8).</w:t>
+        <w:t>Nedan följer beskrivningar av de naturvårdsarter och fridlysta arter som har sina livsmiljöer och växtplatser i den avverkningsanmälda skogen. Se även ytterligare artfakta i BILAGA 1. De påträffade naturvårdsarterna är ett tydligt kvitto på att det rör sig om en skog med höga naturvärden.</w:t>
+      </w:r>
+    </w:p>
+    <w:p>
+      <w:r>
+        <w:rPr>
+          <w:b/>
+        </w:rPr>
+        <w:t>Garnlav (VU)</w:t>
+      </w:r>
+      <w:r>
+        <w:t xml:space="preserve"> är en utpräglad barrskogsart som ibland kan drapera träden i norrländska grannaturskogar med hög luftfuktighet. Den förekommer även i talldominerade bestånd där den, förutom i trädens grenverk, påträffas hängande över ojämnheter i tallbarken. Arten har minskat starkt i södra och mellersta Sverige och den minskar även i sitt nordliga utbredningsområde. Minskningstakten uppgår till 30 (20–50) % inom 50 år och överstiger gränsvärdet för Sårbar (VU). Orsaken till tillbakagången beror främst på slutavverkningar av naturskogsartade skogar. Bestånd med riklig förekomst bör regelmässigt sparas, vilket även gynnar flera andra sällsynta och rödlistade arter. Garnlav är värdväxt för den mycket sällsynta och akut hotade fjärilen barrskogslavfly (CR) som hör hemma i boreala barrskogar med riklig förekomst av värdväxten. Tidigare kunde arten konstateras årligen på flera platser vid Dala-Floda i Dalarna innan lokalerna kalavverkades. Senaste fyndet i landet av barrskogslavfly är från år 2000 då den påträffades vid Högberget i Sollefteå kommun. Garnlav är typisk art för </w:t>
+      </w:r>
+      <w:r>
+        <w:rPr>
+          <w:i/>
+        </w:rPr>
+        <w:t xml:space="preserve">9010 Taiga </w:t>
+      </w:r>
+      <w:r>
+        <w:t>och</w:t>
+      </w:r>
+      <w:r>
+        <w:rPr>
+          <w:i/>
+        </w:rPr>
+        <w:t xml:space="preserve"> 9070 Trädklädd betesmark</w:t>
+      </w:r>
+      <w:r>
+        <w:t xml:space="preserve"> (SLU Artdatabanken, 2026).</w:t>
+      </w:r>
+    </w:p>
+    <w:p>
+      <w:r>
+        <w:rPr>
+          <w:b/>
+        </w:rPr>
+        <w:t>Goliatmusseron (VU)</w:t>
+      </w:r>
+      <w:r>
+        <w:t xml:space="preserve"> är en mykorrhizasvamp knuten till gammal tall på sandig eller grusig mark, främst ljusöppna torra lavtallhedar där svampen växer bland renlavar och lingon. Mager, sandig och brandpräglad tallskog med lång trädkontinuitet bör undantas från trakthyggesbruk och inte kalavverkas. Goliatmusseron är placerad högst upp i Skogsstyrelsens värdepyramid för bedömning av skog med höga naturvärden och den är globalt rödlistad som sårbar (VU) vilket innebär att Sverige har ett internationellt ansvar för arten. Goliatmusseron är typisk art för </w:t>
+      </w:r>
+      <w:r>
+        <w:rPr>
+          <w:i/>
+        </w:rPr>
+        <w:t>9010 Taiga</w:t>
+      </w:r>
+      <w:r>
+        <w:t xml:space="preserve"> (SLU Artdatabanken, 2024; Nitare &amp; Skogsstyrelsen, 2019; IUCN, 2020).</w:t>
       </w:r>
     </w:p>
     <w:p>
@@ -428,7 +304,43 @@
         <w:t>Knärot (VU, §8)</w:t>
       </w:r>
       <w:r>
-        <w:t xml:space="preserve"> är rödlistad som sårbar och fridlyst enligt 8§ artskyddsförordningen. En nyligen genomförd analys av 79 floraväktarlokaler indikerar att det behövs någonstans mellan 100 och 150 meters skyddszon för att en knärotspopulation inte ska dö ut på lång sikt (Sebestyén &amp; Sundberg, 2025). Detta ligger väl i linje med tidigare genomförda studier som visar att det krävs väl tilltagna buffertzoner för att knäroten inte ska ta skada av skogsbruksåtgärder i intilliggande skog (Johnson, 2014; Koelmeijer m.fl., 2022; Skogsstyrelsen, 2022). Arten är även känslig för gallring vilket framgår av Skogsstyrelsens egen vägledning för hänsyn till knärot (Skogsstyrelsen, 2022). För rika förekomster av knärot är reservatsbildning eller biotopskydd lämpliga åtgärder för att skydda den (SLU Artdatabanken, 2024).</w:t>
+        <w:t xml:space="preserve"> är typisk art för </w:t>
+      </w:r>
+      <w:r>
+        <w:rPr>
+          <w:i/>
+        </w:rPr>
+        <w:t xml:space="preserve">9010 Taiga </w:t>
+      </w:r>
+      <w:r>
+        <w:t>och</w:t>
+      </w:r>
+      <w:r>
+        <w:rPr>
+          <w:i/>
+        </w:rPr>
+        <w:t xml:space="preserve"> 9050 Näringsrik granskog</w:t>
+      </w:r>
+      <w:r>
+        <w:t xml:space="preserve">, rödlistad som sårbar och fridlyst enligt 8§ artskyddsförordningen. En nyligen genomförd analys av 79 floraväktarlokaler indikerar att det behövs någonstans mellan 100 och 150 meters skyddszon för att en knärotspopulation inte ska dö ut på lång sikt (Sebestyén &amp; Sundberg, 2025). Detta ligger väl i linje med tidigare genomförda studier som visar att det krävs väl tilltagna buffertzoner för att knäroten inte ska ta skada av skogsbruksåtgärder i intilliggande skog (Johnson, 2014; Koelmeijer m.fl., 2022; Skogsstyrelsen, 2022). Arten är även känslig för gallring vilket framgår av Skogsstyrelsens egen vägledning för hänsyn till knärot (Skogsstyrelsen, 2022). Ytterligare en studie visar på den starka korrelationen mellan minskande arealer kontinuitetsskog och lokal utdöenderisk. Knäroten uppvisade en mycket låg koloniseringsgrad (0,7 % över 10 år) i kombination med hög lokal utrotningsrisk (75,2 %), där utrotningssannolikheten ökade kraftigt när arealen kontinuitetsskog minskade mellan undersökningar, t.ex. på grund av kalhyggesbruk (Johansson et al., 2026). För rika förekomster av knärot är reservatsbildning eller biotopskydd lämpliga åtgärder för att skydda den. På knärot kan den sällsynta rostsvampen </w:t>
+      </w:r>
+      <w:r>
+        <w:rPr>
+          <w:i/>
+        </w:rPr>
+        <w:t>Pucciniastrum goodyerae</w:t>
+      </w:r>
+      <w:r>
+        <w:t xml:space="preserve"> påträffas. </w:t>
+      </w:r>
+      <w:r>
+        <w:rPr>
+          <w:i/>
+        </w:rPr>
+        <w:t>Pucciniastrum goodyerae</w:t>
+      </w:r>
+      <w:r>
+        <w:t xml:space="preserve"> är klassad som NE (ej bedömd) i rödlistan (SLU Artdatabanken, 2024).</w:t>
       </w:r>
     </w:p>
     <w:p>
@@ -443,7 +355,7 @@
       <w:r>
         <w:drawing>
           <wp:inline xmlns:a="http://schemas.openxmlformats.org/drawingml/2006/main" xmlns:pic="http://schemas.openxmlformats.org/drawingml/2006/picture">
-            <wp:extent cx="5486400" cy="7133211"/>
+            <wp:extent cx="5486400" cy="7133791"/>
             <wp:docPr id="2" name="Picture 2"/>
             <wp:cNvGraphicFramePr>
               <a:graphicFrameLocks noChangeAspect="1"/>
@@ -464,7 +376,7 @@
                   <pic:spPr>
                     <a:xfrm>
                       <a:off x="0" y="0"/>
-                      <a:ext cx="5486400" cy="7133211"/>
+                      <a:ext cx="5486400" cy="7133791"/>
                     </a:xfrm>
                     <a:prstGeom prst="rect"/>
                   </pic:spPr>
@@ -478,19 +390,199 @@
     <w:p>
       <w:pPr>
         <w:pStyle w:val="Caption"/>
+        <w:spacing w:after="240"/>
       </w:pPr>
       <w:r>
         <w:t>Figur 2. Fyndplatser och buffertzoner för knärot i det avverkningsanmälda området. Endast fyndplatser vars buffertzoner överlappar med det avverkningsanmälda området har tagits med i visualiseringen. Kartans mittpunktskoordinat är N 7101852, E 680512 i SWEREF 99 TM.</w:t>
       </w:r>
     </w:p>
     <w:p>
-      <w:pPr>
-        <w:pStyle w:val="Caption"/>
-      </w:pPr>
+      <w:r>
+        <w:rPr>
+          <w:b/>
+        </w:rPr>
+        <w:t xml:space="preserve">Skrovlig taggsvamp (VU) </w:t>
+      </w:r>
+      <w:r>
+        <w:t>bildar mykorrhiza med tall i äldre tallskog, framför allt på tallhed. Den växer huvudsakligen i äldre barrskog som hotas av slutavverkning. Genom att äldre barrskogar och naturskogar blir allt sällsyntare, missgynnas arten av skogsbruk. Arten ingår i ett åtgärdsprogram för hotade arter (ÅGP) och en långsiktig tillgång till svampens värdträd behöver säkras genom att växtplatserna undantas från avverkning. Skrovlig taggsvamp är globalt rödlistad som nära hotad (NT) vilket innebär att Sverige har ett internationellt ansvar för arten (IUCN, 2025; SLU Artdatabanken, 2026; Nitare, 2006).</w:t>
+      </w:r>
     </w:p>
     <w:p>
       <w:r>
-        <w:t>I BILAGA 1 finns mer detaljerad information om ekologi samt krav på livsmiljö hos fridlysta arter.</w:t>
+        <w:rPr>
+          <w:b/>
+        </w:rPr>
+        <w:t>Smalfotad taggsvamp (VU)</w:t>
+      </w:r>
+      <w:r>
+        <w:t>, rödlistad som sårbar, växer på marken under lågor eller fallna stubbar i brandpräglad torr tallskog med lång kontinuitet. Arten är starkt associerad till kolad ved från tallar som sannolikt varit med om flera historiska skogsbränder. Detta är en process som kan ta många hundra år och det tar således mycket lång tid att återskapa lämpliga substrat. Smalfotad taggsvamp är placerad i toppen av Skogsstyrelsens värdepyramid för bedömning av skog med höga naturvärden samt globalt rödlistad som sårbar (VU) vilket innebär att Sverige har ett internationellt ansvar för arten (IUCN Redlist, 2024; Nitare &amp; Skogsstyrelsen, 2019; SLU Artdatabanken, 2024).</w:t>
+      </w:r>
+    </w:p>
+    <w:p>
+      <w:r>
+        <w:rPr>
+          <w:b/>
+        </w:rPr>
+        <w:t xml:space="preserve">Blå taggsvamp (NT) </w:t>
+      </w:r>
+      <w:r>
+        <w:t xml:space="preserve">är en karaktärsart i såväl örtrika kalkbarrskogar som i torra sandtallskogar där det föreligger gammal skog med långvarig trädkontinuitet. Är sällsynt och mycket kravfull i södra och mellersta Sverige. Den hotas främst av skogsavverkning och tycks försvinna efter slutavverkning, markberedning och plantering. I kalkgranskogar verkar arten vara mycket känslig. Granskogar med arten bör formellt skydddas. Blå taggsvamp (NT) är typisk art för </w:t>
+      </w:r>
+      <w:r>
+        <w:rPr>
+          <w:i/>
+        </w:rPr>
+        <w:t>9010 Taiga</w:t>
+      </w:r>
+      <w:r>
+        <w:t xml:space="preserve"> (SLU Artdatabanken, 2024; Nitare &amp; Skogsstyrelsen, 2019).</w:t>
+      </w:r>
+    </w:p>
+    <w:p>
+      <w:r>
+        <w:rPr>
+          <w:b/>
+        </w:rPr>
+        <w:t>Dvärgbägarlav (NT)</w:t>
+      </w:r>
+      <w:r>
+        <w:t xml:space="preserve"> förekommer över hela Sverige på gammal hård ved, huvudsakligen på tall men i södra Sverige även på ek. Veden utgörs framförallt av grova stubbar, lågor och grenar. Substratet har blivit sällsyntare och nybildning av substrat sker bara i begränsad omfattning. Arten hotas av att grova lågor blir allt sällsyntare i dagens kulturskogar samt att nybildningen av lämpliga substrat går mycket långsamt. En riklig tillgång på gamla tall- eller eklågor måste säkerställas på artens lokaler. Dvärgbägarlav är typisk art för </w:t>
+      </w:r>
+      <w:r>
+        <w:rPr>
+          <w:i/>
+        </w:rPr>
+        <w:t>9010 Taiga</w:t>
+      </w:r>
+      <w:r>
+        <w:t xml:space="preserve"> (SLU Artdatabanken, 2024; Nitare &amp; Skogsstyrelsen, 2019).</w:t>
+      </w:r>
+    </w:p>
+    <w:p>
+      <w:r>
+        <w:rPr>
+          <w:b/>
+        </w:rPr>
+        <w:t>Gammelgransskål (NT)</w:t>
+      </w:r>
+      <w:r>
+        <w:t xml:space="preserve"> är en liten skålsvamp som växer på gamla granar med skrovlig bark. Typiska växtplatser är gransumpskog i myrkanter, bäckdråg, bäckraviner och skuggiga bergssluttningar, men också skog på torrare mark kan hysa arten om beståndet har stark naturskogskaraktär. Bestånd med arten bör behandlas som nyckelbiotoper och sparas vid en slutavverkning. Även gallring bör undvikas. Gammelgransskål är typisk art för </w:t>
+      </w:r>
+      <w:r>
+        <w:rPr>
+          <w:i/>
+        </w:rPr>
+        <w:t>9010 Taiga</w:t>
+      </w:r>
+      <w:r>
+        <w:t xml:space="preserve"> (SLU Artdatabanken, 2024; Nitare &amp; Skogsstyrelsen, 2019).</w:t>
+      </w:r>
+    </w:p>
+    <w:p>
+      <w:r>
+        <w:rPr>
+          <w:b/>
+        </w:rPr>
+        <w:t xml:space="preserve">Motaggsvamp (NT) </w:t>
+      </w:r>
+      <w:r>
+        <w:t xml:space="preserve">bildar mykorrhiza med tall i tallskog och hittas huvudsakligen i äldre, glesare skogsbestånd och hällmarksimpediment. Arten hotas främst av skogsavverkning och tycks försvinna efter slutavverkning, markberedning och plantering. Motaggsvamp är typisk art för </w:t>
+      </w:r>
+      <w:r>
+        <w:rPr>
+          <w:i/>
+        </w:rPr>
+        <w:t>9010 Taiga</w:t>
+      </w:r>
+      <w:r>
+        <w:t xml:space="preserve"> (SLU Artdatabanken, 2024).</w:t>
+      </w:r>
+    </w:p>
+    <w:p>
+      <w:r>
+        <w:rPr>
+          <w:b/>
+        </w:rPr>
+        <w:t>Ullticka (NT)</w:t>
+      </w:r>
+      <w:r>
+        <w:t xml:space="preserve"> är knuten till restbestånd av barrnaturskog och förekommer med ett tydligt optimum i orörda eller måttligt påverkade gamla granskogar där det föreligger viss kontinuitet av grov död ved. Ullticka är en bra signalart inom hela sitt utbredningsområde och i södra Sverige är den sällsynt och en god signalart för skyddsvärda granskogsmiljöer. Den hotas av avverkning och fragmentering av naturskog och äldre granskog med lång trädkontinuitet. På ullticka kan ibland ulltickeporing (VU) påträffas - det är en sällsynt ticka som nyligen delats upp i de tre olika arterna ulltickeporing </w:t>
+      </w:r>
+      <w:r>
+        <w:rPr>
+          <w:i/>
+        </w:rPr>
+        <w:t xml:space="preserve">Skeletocutis brevispora </w:t>
+      </w:r>
+      <w:r>
+        <w:t>(VU)</w:t>
+      </w:r>
+      <w:r>
+        <w:rPr>
+          <w:i/>
+        </w:rPr>
+        <w:t>, Skeletocutis delicata</w:t>
+      </w:r>
+      <w:r>
+        <w:t xml:space="preserve"> (VU)</w:t>
+      </w:r>
+      <w:r>
+        <w:rPr>
+          <w:i/>
+        </w:rPr>
+        <w:t xml:space="preserve"> och Skeletocutis exilis</w:t>
+      </w:r>
+      <w:r>
+        <w:t xml:space="preserve"> (NT). Ullticka är typisk art för </w:t>
+      </w:r>
+      <w:r>
+        <w:rPr>
+          <w:i/>
+        </w:rPr>
+        <w:t xml:space="preserve">9010 Taiga, 9050 Näringsrik granskog </w:t>
+      </w:r>
+      <w:r>
+        <w:t xml:space="preserve">och </w:t>
+      </w:r>
+      <w:r>
+        <w:rPr>
+          <w:i/>
+        </w:rPr>
+        <w:t>9030 Landhöjningsskog</w:t>
+      </w:r>
+      <w:r>
+        <w:t xml:space="preserve"> (SLU Artdatabanken, 2026; Nitare &amp; Skogsstyrelsen, 2019; Miettinen &amp; Niemelä, 2018).</w:t>
+      </w:r>
+    </w:p>
+    <w:p>
+      <w:r>
+        <w:rPr>
+          <w:b/>
+        </w:rPr>
+        <w:t xml:space="preserve">Vedtrappmossa (NT) </w:t>
+      </w:r>
+      <w:r>
+        <w:t xml:space="preserve">växer på död ved, främst i gammal granskog. Den förekommer knappast alls i fjällnära barrskogar utan finns i skogslandskapet nedom fjällen och framför allt i landets södra delar är den en mycket bra signalart för barrnaturskog med höga naturvärden. Skogsavverkning och brist på grov död ved i skogen är de allvarligaste hoten och den överlever inte kalhyggesbruk. Lokaler med sluten granskog, tillräckligt stora för att säkerställa ett kontinuerligt tillskott på grova lågor, bör undantas från storskaligt skogsbruk. Vedtrappmossa är typisk art för </w:t>
+      </w:r>
+      <w:r>
+        <w:rPr>
+          <w:i/>
+        </w:rPr>
+        <w:t>9010 Taiga</w:t>
+      </w:r>
+      <w:r>
+        <w:t xml:space="preserve"> (SLU Artdatabanken, 2024).</w:t>
+      </w:r>
+    </w:p>
+    <w:p>
+      <w:r>
+        <w:rPr>
+          <w:b/>
+        </w:rPr>
+        <w:t>Vitgrynig nållav (NT)</w:t>
+      </w:r>
+      <w:r>
+        <w:t xml:space="preserve"> växer nästan uteslutande på bark av gamla, senvuxna granar i skuggiga lägen med hög och jämn luftfuktighet. Den vanligaste naturtypen för arten är kontinuitetsskogar på frisk mark men den finns också i sumpgranskogar. På lång sikt utgör avverkningar av olikåldriga granskogar av naturskogskaraktär ett allvarligt hot mot arten och skogsbruksåtgärder på eller i närheten av växtplatserna bör undvikas. Naturskogsartade, fuktiga granskogar med förekomster av arten signalerar höga biologiska värden och bör bevaras (SLU Artdatabanken, 2024; Nitare &amp; Skogsstyrelsen, 2019).</w:t>
       </w:r>
     </w:p>
     <w:p>
@@ -583,7 +675,7 @@
         <w:rPr>
           <w:i/>
         </w:rPr>
-        <w:t>I det avverkningsanmälda skogsområdet har 14 naturvårdsarter varav 14 rödlistade arter sina livsmiljöer och växtplatser.</w:t>
+        <w:t>I det avverkningsanmälda skogsområdet har 12 naturvårdsarter varav 12 rödlistade arter sina livsmiljöer och växtplatser.</w:t>
       </w:r>
     </w:p>
     <w:p>
@@ -793,12 +885,30 @@
     </w:p>
     <w:p>
       <w:r>
-        <w:t>Knärot är fridlyst enligt 8 och 15 §§ artskyddsförordningen och klassad som sårbar (VU) enligt rödlistan 2020. Knärot är beroende av hög och jämn luftfuktighet i gamla, ostörda skogsmiljöer och är känslig för snabba förändringar av ljus-/vindförhållanden eller uttorkning. På grund av ett alltför intensivt skogsbruk har den minskat med 40 (25–50) % under de senaste 60 åren och i framtiden bedöms minskningstakten uppgå till 30 (20–40) %. Till följd av att arten har en dokumenterat högre minskningstakt i förhållande till sin generationstid än vad som tidigare varit känt (data från Riksskogstaxeringen) höjdes den till hotkategori sårbar (VU) i rödlistan 2020 (SLU Artdatabanken, 2024).</w:t>
+        <w:t xml:space="preserve">Knärot är typisk art för </w:t>
+      </w:r>
+      <w:r>
+        <w:rPr>
+          <w:i/>
+        </w:rPr>
+        <w:t xml:space="preserve">9010 Taiga </w:t>
+      </w:r>
+      <w:r>
+        <w:t>och</w:t>
+      </w:r>
+      <w:r>
+        <w:rPr>
+          <w:i/>
+        </w:rPr>
+        <w:t xml:space="preserve"> 9050 Näringsrik granskog</w:t>
+      </w:r>
+      <w:r>
+        <w:t>, fridlyst enligt 8 och 15 §§ artskyddsförordningen och klassad som sårbar (VU) enligt rödlistan 2020. Knärot är beroende av hög och jämn luftfuktighet i gamla, ostörda skogsmiljöer och är känslig för snabba förändringar av ljus-/vindförhållanden eller uttorkning. På grund av ett alltför intensivt skogsbruk har den minskat med 40 (25–50) % under de senaste 60 åren och i framtiden bedöms minskningstakten uppgå till 30 (20–40) %. Till följd av att arten har en dokumenterat högre minskningstakt i förhållande till sin generationstid än vad som tidigare varit känt (data från Riksskogstaxeringen) höjdes den till hotkategori sårbar (VU) i rödlistan 2020 (SLU Artdatabanken, 2024).</w:t>
       </w:r>
     </w:p>
     <w:p>
       <w:r>
-        <w:t>En analys av 79 floraväktarlokaler åren 1990–2015 vilka återbesökts under 2020–2024 visade på en tydlig negativ påverkan på knärotsförekomster från större hyggen i närområdet (inom 150–200 m) vilket indikerar att kanteffekter har en stor påverkan på populationerna. Resultaten bekräftar knärotens känslighet för kanteffekter och visar vikten av att skydda större skogsbestånd för att bevara arten. Om det blir höga andelar (&gt;30%) hyggen inom 200 meter från en knärotsförekomst så ökar risken för att en knärotspopulation dör ut och det verkar det behövas någonstans mellan 100 och 150 meters skyddszon för att bevara arten på lång sikt (Sebestyén &amp; Sundberg, 2025).</w:t>
+        <w:t>En analys av 79 floraväktarlokaler åren 1990–2015 vilka återbesökts under 2020–2024 visade på en tydlig negativ påverkan på knärotsförekomster från större hyggen i närområdet (inom 150–200 m) vilket indikerar att kanteffekter har en stor påverkan på populationerna. Resultaten bekräftar knärotens känslighet för kanteffekter och visar vikten av att skydda större skogsbestånd för att bevara arten. Om det blir höga andelar (&gt;30%) hyggen inom 200 meter från en knärotsförekomst så ökar risken för att en knärotspopulation dör ut och det verkar det behövas någonstans mellan 100 och 150 meters skyddszon för att bevara arten på lång sikt (Sebestyén &amp; Sundberg, 2025). Detta stöds även av en studie (Johansson et al, 2026) baserad på data från Riksskogstaxeringen som visar att knäroten minskat med 66 % under perioden 1993–2022 samt att det finns en stark korrelation mellan minskande arealer kontinuitetsskog och lokal utdöenderisk. Knäroten uppvisade en mycket låg koloniseringsgrad (0,7 % över 10 år) i kombination med hög lokal utrotningsrisk (75,2 %), där utrotningssannolikheten ökade kraftigt när arealen kontinuitetsskog minskade mellan undersökningar, t.ex. på grund av kalhyggesbruk (Johansson et al., 2026).</w:t>
       </w:r>
     </w:p>
     <w:p>
@@ -843,7 +953,7 @@
     </w:p>
     <w:p>
       <w:r>
-        <w:t>En nyligen publicerad vetenskaplig uppsats av Koelmeijer m.fl. (2022) inkluderar orkidén knärots skyddsbehov. I uppsatsen berörs problemet med uttorkning för växter, bl.a. för knärot, ett problem som blivit accentuerat på grund av den pågående klimatförändringen och torra somrar, t.ex. den exceptionellt torra sommaren 2018. I uppsatsen undersöks områden med tre olika avstånd från kalhyggeskant med avseende på skydd bl.a. för knärot. Det första området har avstånd upp till 20 m från hyggeskant (Strong edge effect), det andra 20–40 m från hyggeskant (Weak edge effect) och det tredje avser större avstånd från hyggeskant, där kanteffekten anses vara försumbar (Interior). Ett resultat var att man fann stor eller mycket stor uttorkningseffekt på känsliga och rödlistade skogsarter vid de kortare avstånden till hyggeskant, medan effekt av uttorkning inte konstaterades på större avstånd (Interior). För orkidén knärot fann man en rik förekomst (upp till 0,06 dm2/m2) på stort avstånd från hyggeskant (Interior), medan förekomsten var liten eller närmast försumbar i de områden som klassificerades som Weak edge effect respektive Strong edge effect. Arbetet påpekar att de allt oftare förekommande torra somrarna ger ytterligare skäl att utöka skyddsavståndet från hyggen till den fuktkrävande arten knärot (Koelmeijer m.fl., 2022).</w:t>
+        <w:t>Ytterligare en studie (Koelmeijer m.fl., 2022) inkluderar knärotens skyddsbehov. I uppsatsen berörs problemet med uttorkning för växter, bl.a. för knärot, ett problem som blivit accentuerat på grund av den pågående klimatförändringen och torra somrar, t.ex. den exceptionellt torra sommaren 2018. I uppsatsen undersöks områden med tre olika avstånd från kalhyggeskant med avseende på skydd bl.a. för knärot. Det första området har avstånd upp till 20 m från hyggeskant (Strong edge effect), det andra 20–40 m från hyggeskant (Weak edge effect) och det tredje avser större avstånd från hyggeskant, där kanteffekten anses vara försumbar (Interior). Ett resultat var att man fann stor eller mycket stor uttorkningseffekt på känsliga och rödlistade skogsarter vid de kortare avstånden till hyggeskant, medan effekt av uttorkning inte konstaterades på större avstånd (Interior). För orkidén knärot fann man en rik förekomst (upp till 0,06 dm2/m2) på stort avstånd från hyggeskant (Interior), medan förekomsten var liten eller närmast försumbar i de områden som klassificerades som Weak edge effect respektive Strong edge effect. Arbetet påpekar att de allt oftare förekommande torra somrarna ger ytterligare skäl att utöka skyddsavståndet från hyggen till den fuktkrävande arten knärot (Koelmeijer m.fl., 2022).</w:t>
       </w:r>
     </w:p>
     <w:p>
@@ -875,7 +985,7 @@
         <w:t xml:space="preserve">Short-term response of the herbaceous layer within leave patches after harvest. </w:t>
       </w:r>
       <w:r>
-        <w:t>Forest Ecology and Management 257, 1014–1025</w:t>
+        <w:t>Forest Ecology and Management 257, 1014–1025.</w:t>
       </w:r>
     </w:p>
     <w:p>
@@ -889,7 +999,30 @@
         <w:t xml:space="preserve">Level and pattern of overstory retention interact to shape long-term responses of understories to timber harvest. </w:t>
       </w:r>
       <w:r>
-        <w:t>Ecological Applications, 22, 2049–2064</w:t>
+        <w:t>Ecological Applications, 22, 2049–2064.</w:t>
+      </w:r>
+    </w:p>
+    <w:p>
+      <w:r>
+        <w:t>Johansson, V., Jansson, M. och Bergman, K-O</w:t>
+      </w:r>
+      <w:r>
+        <w:rPr>
+          <w:i/>
+        </w:rPr>
+        <w:t>.</w:t>
+      </w:r>
+      <w:r>
+        <w:t>, 2026.</w:t>
+      </w:r>
+      <w:r>
+        <w:rPr>
+          <w:i/>
+        </w:rPr>
+        <w:t xml:space="preserve"> A 30-year population decline of a threatened forest orchid associated with old growth forests</w:t>
+      </w:r>
+      <w:r>
+        <w:t>. Department of Physics, Chemistry and Biology (IFM), Linköping University.</w:t>
       </w:r>
     </w:p>
     <w:p>
@@ -903,7 +1036,7 @@
         <w:t>Retention Forestry as a Conservation Measure for Boreal Forest Ground Vegetation</w:t>
       </w:r>
       <w:r>
-        <w:t>. Doktorsavhandling, SLU, Uppsala</w:t>
+        <w:t>. Doktorsavhandling, SLU, Uppsala.</w:t>
       </w:r>
     </w:p>
     <w:p>
@@ -917,7 +1050,7 @@
         <w:t xml:space="preserve">Interactive effects of drought and edge exposure on old-growth forest understory species. </w:t>
       </w:r>
       <w:r>
-        <w:t>Landscape Ecology, 37, sid 1839–1853</w:t>
+        <w:t>Landscape Ecology, 37, sid 1839–1853.</w:t>
       </w:r>
     </w:p>
     <w:p>
@@ -945,7 +1078,7 @@
         <w:t>Påverkan på knärotslokaler från hyggen i närheten.</w:t>
       </w:r>
       <w:r>
-        <w:t xml:space="preserve"> DAPHNE 36:1 2025. Botaniska Sällskapet i Stockholm</w:t>
+        <w:t xml:space="preserve"> DAPHNE 36:1 2025. Botaniska Sällskapet i Stockholm.</w:t>
       </w:r>
     </w:p>
     <w:p>
@@ -959,7 +1092,7 @@
         <w:t xml:space="preserve">Vägledning för hänsyn till knärot. </w:t>
       </w:r>
       <w:r>
-        <w:t>https://www.skogsstyrelsen.se/lag-och-tillsyn/artskydd/vagledningar-och-kunskapsstod-artskydd/vagledning-for-hansyn-till-knarot/</w:t>
+        <w:t>https://www.skogsstyrelsen.se/lag-och-tillsyn/artskydd/vagledningar-och-kunskapsstod-artskydd/vagledning-for-hansyn-till-knarot/.</w:t>
       </w:r>
     </w:p>
     <w:p>
@@ -973,7 +1106,7 @@
         <w:t xml:space="preserve">Artfaktablad. Naturvård – artfakta. </w:t>
       </w:r>
       <w:r>
-        <w:t>SLU Artdatabanken, Uppsala</w:t>
+        <w:t>SLU Artdatabanken, Uppsala.</w:t>
       </w:r>
     </w:p>
     <w:sectPr>
@@ -994,7 +1127,7 @@
 </file>
 
 <file path=word/endnotes.xml><?xml version="1.0" encoding="utf-8"?>
-<w:endnotes xmlns:wpc="http://schemas.microsoft.com/office/word/2010/wordprocessingCanvas" xmlns:cx="http://schemas.microsoft.com/office/drawing/2014/chartex" xmlns:cx1="http://schemas.microsoft.com/office/drawing/2015/9/8/chartex" xmlns:cx2="http://schemas.microsoft.com/office/drawing/2015/10/21/chartex" xmlns:cx3="http://schemas.microsoft.com/office/drawing/2016/5/9/chartex" xmlns:cx4="http://schemas.microsoft.com/office/drawing/2016/5/10/chartex" xmlns:cx5="http://schemas.microsoft.com/office/drawing/2016/5/11/chartex" xmlns:cx6="http://schemas.microsoft.com/office/drawing/2016/5/12/chartex" xmlns:cx7="http://schemas.microsoft.com/office/drawing/2016/5/13/chartex" xmlns:cx8="http://schemas.microsoft.com/office/drawing/2016/5/14/chartex" xmlns:mc="http://schemas.openxmlformats.org/markup-compatibility/2006" xmlns:aink="http://schemas.microsoft.com/office/drawing/2016/ink" xmlns:am3d="http://schemas.microsoft.com/office/drawing/2017/model3d" xmlns:o="urn:schemas-microsoft-com:office:office" xmlns:oel="http://schemas.microsoft.com/office/2019/extlst" xmlns:r="http://schemas.openxmlformats.org/officeDocument/2006/relationships" xmlns:m="http://schemas.openxmlformats.org/officeDocument/2006/math" xmlns:v="urn:schemas-microsoft-com:vml" xmlns:wp14="http://schemas.microsoft.com/office/word/2010/wordprocessingDrawing" xmlns:wp="http://schemas.openxmlformats.org/drawingml/2006/wordprocessingDrawing" xmlns:w10="urn:schemas-microsoft-com:office:word" xmlns:w="http://schemas.openxmlformats.org/wordprocessingml/2006/main" xmlns:w14="http://schemas.microsoft.com/office/word/2010/wordml" xmlns:w15="http://schemas.microsoft.com/office/word/2012/wordml" xmlns:w16cex="http://schemas.microsoft.com/office/word/2018/wordml/cex" xmlns:w16cid="http://schemas.microsoft.com/office/word/2016/wordml/cid" xmlns:w16="http://schemas.microsoft.com/office/word/2018/wordml" xmlns:w16sdtdh="http://schemas.microsoft.com/office/word/2020/wordml/sdtdatahash" xmlns:w16se="http://schemas.microsoft.com/office/word/2015/wordml/symex" xmlns:wpg="http://schemas.microsoft.com/office/word/2010/wordprocessingGroup" xmlns:wpi="http://schemas.microsoft.com/office/word/2010/wordprocessingInk" xmlns:wne="http://schemas.microsoft.com/office/word/2006/wordml" xmlns:wps="http://schemas.microsoft.com/office/word/2010/wordprocessingShape" mc:Ignorable="w14 w15 w16se w16cid w16 w16cex w16sdtdh wp14">
+<w:endnotes xmlns:wpc="http://schemas.microsoft.com/office/word/2010/wordprocessingCanvas" xmlns:cx="http://schemas.microsoft.com/office/drawing/2014/chartex" xmlns:cx1="http://schemas.microsoft.com/office/drawing/2015/9/8/chartex" xmlns:cx2="http://schemas.microsoft.com/office/drawing/2015/10/21/chartex" xmlns:cx3="http://schemas.microsoft.com/office/drawing/2016/5/9/chartex" xmlns:cx4="http://schemas.microsoft.com/office/drawing/2016/5/10/chartex" xmlns:cx5="http://schemas.microsoft.com/office/drawing/2016/5/11/chartex" xmlns:cx6="http://schemas.microsoft.com/office/drawing/2016/5/12/chartex" xmlns:cx7="http://schemas.microsoft.com/office/drawing/2016/5/13/chartex" xmlns:cx8="http://schemas.microsoft.com/office/drawing/2016/5/14/chartex" xmlns:mc="http://schemas.openxmlformats.org/markup-compatibility/2006" xmlns:aink="http://schemas.microsoft.com/office/drawing/2016/ink" xmlns:am3d="http://schemas.microsoft.com/office/drawing/2017/model3d" xmlns:o="urn:schemas-microsoft-com:office:office" xmlns:oel="http://schemas.microsoft.com/office/2019/extlst" xmlns:r="http://schemas.openxmlformats.org/officeDocument/2006/relationships" xmlns:m="http://schemas.openxmlformats.org/officeDocument/2006/math" xmlns:v="urn:schemas-microsoft-com:vml" xmlns:wp14="http://schemas.microsoft.com/office/word/2010/wordprocessingDrawing" xmlns:wp="http://schemas.openxmlformats.org/drawingml/2006/wordprocessingDrawing" xmlns:w10="urn:schemas-microsoft-com:office:word" xmlns:w="http://schemas.openxmlformats.org/wordprocessingml/2006/main" xmlns:w14="http://schemas.microsoft.com/office/word/2010/wordml" xmlns:w15="http://schemas.microsoft.com/office/word/2012/wordml" xmlns:w16cex="http://schemas.microsoft.com/office/word/2018/wordml/cex" xmlns:w16cid="http://schemas.microsoft.com/office/word/2016/wordml/cid" xmlns:w16="http://schemas.microsoft.com/office/word/2018/wordml" xmlns:w16du="http://schemas.microsoft.com/office/word/2023/wordml/word16du" xmlns:w16sdtdh="http://schemas.microsoft.com/office/word/2020/wordml/sdtdatahash" xmlns:w16sdtfl="http://schemas.microsoft.com/office/word/2024/wordml/sdtformatlock" xmlns:w16se="http://schemas.microsoft.com/office/word/2015/wordml/symex" xmlns:wpg="http://schemas.microsoft.com/office/word/2010/wordprocessingGroup" xmlns:wpi="http://schemas.microsoft.com/office/word/2010/wordprocessingInk" xmlns:wne="http://schemas.microsoft.com/office/word/2006/wordml" xmlns:wps="http://schemas.microsoft.com/office/word/2010/wordprocessingShape" mc:Ignorable="w14 w15 w16se w16cid w16 w16cex w16sdtdh w16sdtfl w16du wp14">
   <w:endnote w:type="separator" w:id="-1">
     <w:p>
       <w:pPr>
@@ -1019,7 +1152,7 @@
 </file>
 
 <file path=word/footer1.xml><?xml version="1.0" encoding="utf-8"?>
-<w:ftr xmlns:wpc="http://schemas.microsoft.com/office/word/2010/wordprocessingCanvas" xmlns:cx="http://schemas.microsoft.com/office/drawing/2014/chartex" xmlns:cx1="http://schemas.microsoft.com/office/drawing/2015/9/8/chartex" xmlns:cx2="http://schemas.microsoft.com/office/drawing/2015/10/21/chartex" xmlns:cx3="http://schemas.microsoft.com/office/drawing/2016/5/9/chartex" xmlns:cx4="http://schemas.microsoft.com/office/drawing/2016/5/10/chartex" xmlns:cx5="http://schemas.microsoft.com/office/drawing/2016/5/11/chartex" xmlns:cx6="http://schemas.microsoft.com/office/drawing/2016/5/12/chartex" xmlns:cx7="http://schemas.microsoft.com/office/drawing/2016/5/13/chartex" xmlns:cx8="http://schemas.microsoft.com/office/drawing/2016/5/14/chartex" xmlns:mc="http://schemas.openxmlformats.org/markup-compatibility/2006" xmlns:aink="http://schemas.microsoft.com/office/drawing/2016/ink" xmlns:am3d="http://schemas.microsoft.com/office/drawing/2017/model3d" xmlns:o="urn:schemas-microsoft-com:office:office" xmlns:oel="http://schemas.microsoft.com/office/2019/extlst" xmlns:r="http://schemas.openxmlformats.org/officeDocument/2006/relationships" xmlns:m="http://schemas.openxmlformats.org/officeDocument/2006/math" xmlns:v="urn:schemas-microsoft-com:vml" xmlns:wp14="http://schemas.microsoft.com/office/word/2010/wordprocessingDrawing" xmlns:wp="http://schemas.openxmlformats.org/drawingml/2006/wordprocessingDrawing" xmlns:w10="urn:schemas-microsoft-com:office:word" xmlns:w="http://schemas.openxmlformats.org/wordprocessingml/2006/main" xmlns:w14="http://schemas.microsoft.com/office/word/2010/wordml" xmlns:w15="http://schemas.microsoft.com/office/word/2012/wordml" xmlns:w16cex="http://schemas.microsoft.com/office/word/2018/wordml/cex" xmlns:w16cid="http://schemas.microsoft.com/office/word/2016/wordml/cid" xmlns:w16="http://schemas.microsoft.com/office/word/2018/wordml" xmlns:w16sdtdh="http://schemas.microsoft.com/office/word/2020/wordml/sdtdatahash" xmlns:w16se="http://schemas.microsoft.com/office/word/2015/wordml/symex" xmlns:wpg="http://schemas.microsoft.com/office/word/2010/wordprocessingGroup" xmlns:wpi="http://schemas.microsoft.com/office/word/2010/wordprocessingInk" xmlns:wne="http://schemas.microsoft.com/office/word/2006/wordml" xmlns:wps="http://schemas.microsoft.com/office/word/2010/wordprocessingShape" mc:Ignorable="w14 w15 w16se w16cid w16 w16cex w16sdtdh wp14">
+<w:ftr xmlns:wpc="http://schemas.microsoft.com/office/word/2010/wordprocessingCanvas" xmlns:cx="http://schemas.microsoft.com/office/drawing/2014/chartex" xmlns:cx1="http://schemas.microsoft.com/office/drawing/2015/9/8/chartex" xmlns:cx2="http://schemas.microsoft.com/office/drawing/2015/10/21/chartex" xmlns:cx3="http://schemas.microsoft.com/office/drawing/2016/5/9/chartex" xmlns:cx4="http://schemas.microsoft.com/office/drawing/2016/5/10/chartex" xmlns:cx5="http://schemas.microsoft.com/office/drawing/2016/5/11/chartex" xmlns:cx6="http://schemas.microsoft.com/office/drawing/2016/5/12/chartex" xmlns:cx7="http://schemas.microsoft.com/office/drawing/2016/5/13/chartex" xmlns:cx8="http://schemas.microsoft.com/office/drawing/2016/5/14/chartex" xmlns:mc="http://schemas.openxmlformats.org/markup-compatibility/2006" xmlns:aink="http://schemas.microsoft.com/office/drawing/2016/ink" xmlns:am3d="http://schemas.microsoft.com/office/drawing/2017/model3d" xmlns:o="urn:schemas-microsoft-com:office:office" xmlns:oel="http://schemas.microsoft.com/office/2019/extlst" xmlns:r="http://schemas.openxmlformats.org/officeDocument/2006/relationships" xmlns:m="http://schemas.openxmlformats.org/officeDocument/2006/math" xmlns:v="urn:schemas-microsoft-com:vml" xmlns:wp14="http://schemas.microsoft.com/office/word/2010/wordprocessingDrawing" xmlns:wp="http://schemas.openxmlformats.org/drawingml/2006/wordprocessingDrawing" xmlns:w10="urn:schemas-microsoft-com:office:word" xmlns:w="http://schemas.openxmlformats.org/wordprocessingml/2006/main" xmlns:w14="http://schemas.microsoft.com/office/word/2010/wordml" xmlns:w15="http://schemas.microsoft.com/office/word/2012/wordml" xmlns:w16cex="http://schemas.microsoft.com/office/word/2018/wordml/cex" xmlns:w16cid="http://schemas.microsoft.com/office/word/2016/wordml/cid" xmlns:w16="http://schemas.microsoft.com/office/word/2018/wordml" xmlns:w16du="http://schemas.microsoft.com/office/word/2023/wordml/word16du" xmlns:w16sdtdh="http://schemas.microsoft.com/office/word/2020/wordml/sdtdatahash" xmlns:w16sdtfl="http://schemas.microsoft.com/office/word/2024/wordml/sdtformatlock" xmlns:w16se="http://schemas.microsoft.com/office/word/2015/wordml/symex" xmlns:wpg="http://schemas.microsoft.com/office/word/2010/wordprocessingGroup" xmlns:wpi="http://schemas.microsoft.com/office/word/2010/wordprocessingInk" xmlns:wne="http://schemas.microsoft.com/office/word/2006/wordml" xmlns:wps="http://schemas.microsoft.com/office/word/2010/wordprocessingShape" mc:Ignorable="w14 w15 w16se w16cid w16 w16cex w16sdtdh w16sdtfl w16du wp14">
   <w:p>
     <w:pPr>
       <w:pStyle w:val="Footer"/>
@@ -1029,7 +1162,7 @@
 </file>
 
 <file path=word/footer2.xml><?xml version="1.0" encoding="utf-8"?>
-<w:ftr xmlns:wpc="http://schemas.microsoft.com/office/word/2010/wordprocessingCanvas" xmlns:cx="http://schemas.microsoft.com/office/drawing/2014/chartex" xmlns:cx1="http://schemas.microsoft.com/office/drawing/2015/9/8/chartex" xmlns:cx2="http://schemas.microsoft.com/office/drawing/2015/10/21/chartex" xmlns:cx3="http://schemas.microsoft.com/office/drawing/2016/5/9/chartex" xmlns:cx4="http://schemas.microsoft.com/office/drawing/2016/5/10/chartex" xmlns:cx5="http://schemas.microsoft.com/office/drawing/2016/5/11/chartex" xmlns:cx6="http://schemas.microsoft.com/office/drawing/2016/5/12/chartex" xmlns:cx7="http://schemas.microsoft.com/office/drawing/2016/5/13/chartex" xmlns:cx8="http://schemas.microsoft.com/office/drawing/2016/5/14/chartex" xmlns:mc="http://schemas.openxmlformats.org/markup-compatibility/2006" xmlns:aink="http://schemas.microsoft.com/office/drawing/2016/ink" xmlns:am3d="http://schemas.microsoft.com/office/drawing/2017/model3d" xmlns:o="urn:schemas-microsoft-com:office:office" xmlns:oel="http://schemas.microsoft.com/office/2019/extlst" xmlns:r="http://schemas.openxmlformats.org/officeDocument/2006/relationships" xmlns:m="http://schemas.openxmlformats.org/officeDocument/2006/math" xmlns:v="urn:schemas-microsoft-com:vml" xmlns:wp14="http://schemas.microsoft.com/office/word/2010/wordprocessingDrawing" xmlns:wp="http://schemas.openxmlformats.org/drawingml/2006/wordprocessingDrawing" xmlns:w10="urn:schemas-microsoft-com:office:word" xmlns:w="http://schemas.openxmlformats.org/wordprocessingml/2006/main" xmlns:w14="http://schemas.microsoft.com/office/word/2010/wordml" xmlns:w15="http://schemas.microsoft.com/office/word/2012/wordml" xmlns:w16cex="http://schemas.microsoft.com/office/word/2018/wordml/cex" xmlns:w16cid="http://schemas.microsoft.com/office/word/2016/wordml/cid" xmlns:w16="http://schemas.microsoft.com/office/word/2018/wordml" xmlns:w16sdtdh="http://schemas.microsoft.com/office/word/2020/wordml/sdtdatahash" xmlns:w16se="http://schemas.microsoft.com/office/word/2015/wordml/symex" xmlns:wpg="http://schemas.microsoft.com/office/word/2010/wordprocessingGroup" xmlns:wpi="http://schemas.microsoft.com/office/word/2010/wordprocessingInk" xmlns:wne="http://schemas.microsoft.com/office/word/2006/wordml" xmlns:wps="http://schemas.microsoft.com/office/word/2010/wordprocessingShape" mc:Ignorable="w14 w15 w16se w16cid w16 w16cex w16sdtdh wp14">
+<w:ftr xmlns:wpc="http://schemas.microsoft.com/office/word/2010/wordprocessingCanvas" xmlns:cx="http://schemas.microsoft.com/office/drawing/2014/chartex" xmlns:cx1="http://schemas.microsoft.com/office/drawing/2015/9/8/chartex" xmlns:cx2="http://schemas.microsoft.com/office/drawing/2015/10/21/chartex" xmlns:cx3="http://schemas.microsoft.com/office/drawing/2016/5/9/chartex" xmlns:cx4="http://schemas.microsoft.com/office/drawing/2016/5/10/chartex" xmlns:cx5="http://schemas.microsoft.com/office/drawing/2016/5/11/chartex" xmlns:cx6="http://schemas.microsoft.com/office/drawing/2016/5/12/chartex" xmlns:cx7="http://schemas.microsoft.com/office/drawing/2016/5/13/chartex" xmlns:cx8="http://schemas.microsoft.com/office/drawing/2016/5/14/chartex" xmlns:mc="http://schemas.openxmlformats.org/markup-compatibility/2006" xmlns:aink="http://schemas.microsoft.com/office/drawing/2016/ink" xmlns:am3d="http://schemas.microsoft.com/office/drawing/2017/model3d" xmlns:o="urn:schemas-microsoft-com:office:office" xmlns:oel="http://schemas.microsoft.com/office/2019/extlst" xmlns:r="http://schemas.openxmlformats.org/officeDocument/2006/relationships" xmlns:m="http://schemas.openxmlformats.org/officeDocument/2006/math" xmlns:v="urn:schemas-microsoft-com:vml" xmlns:wp14="http://schemas.microsoft.com/office/word/2010/wordprocessingDrawing" xmlns:wp="http://schemas.openxmlformats.org/drawingml/2006/wordprocessingDrawing" xmlns:w10="urn:schemas-microsoft-com:office:word" xmlns:w="http://schemas.openxmlformats.org/wordprocessingml/2006/main" xmlns:w14="http://schemas.microsoft.com/office/word/2010/wordml" xmlns:w15="http://schemas.microsoft.com/office/word/2012/wordml" xmlns:w16cex="http://schemas.microsoft.com/office/word/2018/wordml/cex" xmlns:w16cid="http://schemas.microsoft.com/office/word/2016/wordml/cid" xmlns:w16="http://schemas.microsoft.com/office/word/2018/wordml" xmlns:w16du="http://schemas.microsoft.com/office/word/2023/wordml/word16du" xmlns:w16sdtdh="http://schemas.microsoft.com/office/word/2020/wordml/sdtdatahash" xmlns:w16sdtfl="http://schemas.microsoft.com/office/word/2024/wordml/sdtformatlock" xmlns:w16se="http://schemas.microsoft.com/office/word/2015/wordml/symex" xmlns:wpg="http://schemas.microsoft.com/office/word/2010/wordprocessingGroup" xmlns:wpi="http://schemas.microsoft.com/office/word/2010/wordprocessingInk" xmlns:wne="http://schemas.microsoft.com/office/word/2006/wordml" xmlns:wps="http://schemas.microsoft.com/office/word/2010/wordprocessingShape" mc:Ignorable="w14 w15 w16se w16cid w16 w16cex w16sdtdh w16sdtfl w16du wp14">
   <w:p>
     <w:pPr>
       <w:pStyle w:val="Footer"/>
@@ -1039,7 +1172,7 @@
 </file>
 
 <file path=word/footer3.xml><?xml version="1.0" encoding="utf-8"?>
-<w:ftr xmlns:wpc="http://schemas.microsoft.com/office/word/2010/wordprocessingCanvas" xmlns:cx="http://schemas.microsoft.com/office/drawing/2014/chartex" xmlns:cx1="http://schemas.microsoft.com/office/drawing/2015/9/8/chartex" xmlns:cx2="http://schemas.microsoft.com/office/drawing/2015/10/21/chartex" xmlns:cx3="http://schemas.microsoft.com/office/drawing/2016/5/9/chartex" xmlns:cx4="http://schemas.microsoft.com/office/drawing/2016/5/10/chartex" xmlns:cx5="http://schemas.microsoft.com/office/drawing/2016/5/11/chartex" xmlns:cx6="http://schemas.microsoft.com/office/drawing/2016/5/12/chartex" xmlns:cx7="http://schemas.microsoft.com/office/drawing/2016/5/13/chartex" xmlns:cx8="http://schemas.microsoft.com/office/drawing/2016/5/14/chartex" xmlns:mc="http://schemas.openxmlformats.org/markup-compatibility/2006" xmlns:aink="http://schemas.microsoft.com/office/drawing/2016/ink" xmlns:am3d="http://schemas.microsoft.com/office/drawing/2017/model3d" xmlns:o="urn:schemas-microsoft-com:office:office" xmlns:oel="http://schemas.microsoft.com/office/2019/extlst" xmlns:r="http://schemas.openxmlformats.org/officeDocument/2006/relationships" xmlns:m="http://schemas.openxmlformats.org/officeDocument/2006/math" xmlns:v="urn:schemas-microsoft-com:vml" xmlns:wp14="http://schemas.microsoft.com/office/word/2010/wordprocessingDrawing" xmlns:wp="http://schemas.openxmlformats.org/drawingml/2006/wordprocessingDrawing" xmlns:w10="urn:schemas-microsoft-com:office:word" xmlns:w="http://schemas.openxmlformats.org/wordprocessingml/2006/main" xmlns:w14="http://schemas.microsoft.com/office/word/2010/wordml" xmlns:w15="http://schemas.microsoft.com/office/word/2012/wordml" xmlns:w16cex="http://schemas.microsoft.com/office/word/2018/wordml/cex" xmlns:w16cid="http://schemas.microsoft.com/office/word/2016/wordml/cid" xmlns:w16="http://schemas.microsoft.com/office/word/2018/wordml" xmlns:w16sdtdh="http://schemas.microsoft.com/office/word/2020/wordml/sdtdatahash" xmlns:w16se="http://schemas.microsoft.com/office/word/2015/wordml/symex" xmlns:wpg="http://schemas.microsoft.com/office/word/2010/wordprocessingGroup" xmlns:wpi="http://schemas.microsoft.com/office/word/2010/wordprocessingInk" xmlns:wne="http://schemas.microsoft.com/office/word/2006/wordml" xmlns:wps="http://schemas.microsoft.com/office/word/2010/wordprocessingShape" mc:Ignorable="w14 w15 w16se w16cid w16 w16cex w16sdtdh wp14">
+<w:ftr xmlns:wpc="http://schemas.microsoft.com/office/word/2010/wordprocessingCanvas" xmlns:cx="http://schemas.microsoft.com/office/drawing/2014/chartex" xmlns:cx1="http://schemas.microsoft.com/office/drawing/2015/9/8/chartex" xmlns:cx2="http://schemas.microsoft.com/office/drawing/2015/10/21/chartex" xmlns:cx3="http://schemas.microsoft.com/office/drawing/2016/5/9/chartex" xmlns:cx4="http://schemas.microsoft.com/office/drawing/2016/5/10/chartex" xmlns:cx5="http://schemas.microsoft.com/office/drawing/2016/5/11/chartex" xmlns:cx6="http://schemas.microsoft.com/office/drawing/2016/5/12/chartex" xmlns:cx7="http://schemas.microsoft.com/office/drawing/2016/5/13/chartex" xmlns:cx8="http://schemas.microsoft.com/office/drawing/2016/5/14/chartex" xmlns:mc="http://schemas.openxmlformats.org/markup-compatibility/2006" xmlns:aink="http://schemas.microsoft.com/office/drawing/2016/ink" xmlns:am3d="http://schemas.microsoft.com/office/drawing/2017/model3d" xmlns:o="urn:schemas-microsoft-com:office:office" xmlns:oel="http://schemas.microsoft.com/office/2019/extlst" xmlns:r="http://schemas.openxmlformats.org/officeDocument/2006/relationships" xmlns:m="http://schemas.openxmlformats.org/officeDocument/2006/math" xmlns:v="urn:schemas-microsoft-com:vml" xmlns:wp14="http://schemas.microsoft.com/office/word/2010/wordprocessingDrawing" xmlns:wp="http://schemas.openxmlformats.org/drawingml/2006/wordprocessingDrawing" xmlns:w10="urn:schemas-microsoft-com:office:word" xmlns:w="http://schemas.openxmlformats.org/wordprocessingml/2006/main" xmlns:w14="http://schemas.microsoft.com/office/word/2010/wordml" xmlns:w15="http://schemas.microsoft.com/office/word/2012/wordml" xmlns:w16cex="http://schemas.microsoft.com/office/word/2018/wordml/cex" xmlns:w16cid="http://schemas.microsoft.com/office/word/2016/wordml/cid" xmlns:w16="http://schemas.microsoft.com/office/word/2018/wordml" xmlns:w16du="http://schemas.microsoft.com/office/word/2023/wordml/word16du" xmlns:w16sdtdh="http://schemas.microsoft.com/office/word/2020/wordml/sdtdatahash" xmlns:w16sdtfl="http://schemas.microsoft.com/office/word/2024/wordml/sdtformatlock" xmlns:w16se="http://schemas.microsoft.com/office/word/2015/wordml/symex" xmlns:wpg="http://schemas.microsoft.com/office/word/2010/wordprocessingGroup" xmlns:wpi="http://schemas.microsoft.com/office/word/2010/wordprocessingInk" xmlns:wne="http://schemas.microsoft.com/office/word/2006/wordml" xmlns:wps="http://schemas.microsoft.com/office/word/2010/wordprocessingShape" mc:Ignorable="w14 w15 w16se w16cid w16 w16cex w16sdtdh w16sdtfl w16du wp14">
   <w:p>
     <w:pPr>
       <w:pStyle w:val="Footer"/>
@@ -1049,7 +1182,7 @@
 </file>
 
 <file path=word/footnotes.xml><?xml version="1.0" encoding="utf-8"?>
-<w:footnotes xmlns:wpc="http://schemas.microsoft.com/office/word/2010/wordprocessingCanvas" xmlns:cx="http://schemas.microsoft.com/office/drawing/2014/chartex" xmlns:cx1="http://schemas.microsoft.com/office/drawing/2015/9/8/chartex" xmlns:cx2="http://schemas.microsoft.com/office/drawing/2015/10/21/chartex" xmlns:cx3="http://schemas.microsoft.com/office/drawing/2016/5/9/chartex" xmlns:cx4="http://schemas.microsoft.com/office/drawing/2016/5/10/chartex" xmlns:cx5="http://schemas.microsoft.com/office/drawing/2016/5/11/chartex" xmlns:cx6="http://schemas.microsoft.com/office/drawing/2016/5/12/chartex" xmlns:cx7="http://schemas.microsoft.com/office/drawing/2016/5/13/chartex" xmlns:cx8="http://schemas.microsoft.com/office/drawing/2016/5/14/chartex" xmlns:mc="http://schemas.openxmlformats.org/markup-compatibility/2006" xmlns:aink="http://schemas.microsoft.com/office/drawing/2016/ink" xmlns:am3d="http://schemas.microsoft.com/office/drawing/2017/model3d" xmlns:o="urn:schemas-microsoft-com:office:office" xmlns:oel="http://schemas.microsoft.com/office/2019/extlst" xmlns:r="http://schemas.openxmlformats.org/officeDocument/2006/relationships" xmlns:m="http://schemas.openxmlformats.org/officeDocument/2006/math" xmlns:v="urn:schemas-microsoft-com:vml" xmlns:wp14="http://schemas.microsoft.com/office/word/2010/wordprocessingDrawing" xmlns:wp="http://schemas.openxmlformats.org/drawingml/2006/wordprocessingDrawing" xmlns:w10="urn:schemas-microsoft-com:office:word" xmlns:w="http://schemas.openxmlformats.org/wordprocessingml/2006/main" xmlns:w14="http://schemas.microsoft.com/office/word/2010/wordml" xmlns:w15="http://schemas.microsoft.com/office/word/2012/wordml" xmlns:w16cex="http://schemas.microsoft.com/office/word/2018/wordml/cex" xmlns:w16cid="http://schemas.microsoft.com/office/word/2016/wordml/cid" xmlns:w16="http://schemas.microsoft.com/office/word/2018/wordml" xmlns:w16sdtdh="http://schemas.microsoft.com/office/word/2020/wordml/sdtdatahash" xmlns:w16se="http://schemas.microsoft.com/office/word/2015/wordml/symex" xmlns:wpg="http://schemas.microsoft.com/office/word/2010/wordprocessingGroup" xmlns:wpi="http://schemas.microsoft.com/office/word/2010/wordprocessingInk" xmlns:wne="http://schemas.microsoft.com/office/word/2006/wordml" xmlns:wps="http://schemas.microsoft.com/office/word/2010/wordprocessingShape" mc:Ignorable="w14 w15 w16se w16cid w16 w16cex w16sdtdh wp14">
+<w:footnotes xmlns:wpc="http://schemas.microsoft.com/office/word/2010/wordprocessingCanvas" xmlns:cx="http://schemas.microsoft.com/office/drawing/2014/chartex" xmlns:cx1="http://schemas.microsoft.com/office/drawing/2015/9/8/chartex" xmlns:cx2="http://schemas.microsoft.com/office/drawing/2015/10/21/chartex" xmlns:cx3="http://schemas.microsoft.com/office/drawing/2016/5/9/chartex" xmlns:cx4="http://schemas.microsoft.com/office/drawing/2016/5/10/chartex" xmlns:cx5="http://schemas.microsoft.com/office/drawing/2016/5/11/chartex" xmlns:cx6="http://schemas.microsoft.com/office/drawing/2016/5/12/chartex" xmlns:cx7="http://schemas.microsoft.com/office/drawing/2016/5/13/chartex" xmlns:cx8="http://schemas.microsoft.com/office/drawing/2016/5/14/chartex" xmlns:mc="http://schemas.openxmlformats.org/markup-compatibility/2006" xmlns:aink="http://schemas.microsoft.com/office/drawing/2016/ink" xmlns:am3d="http://schemas.microsoft.com/office/drawing/2017/model3d" xmlns:o="urn:schemas-microsoft-com:office:office" xmlns:oel="http://schemas.microsoft.com/office/2019/extlst" xmlns:r="http://schemas.openxmlformats.org/officeDocument/2006/relationships" xmlns:m="http://schemas.openxmlformats.org/officeDocument/2006/math" xmlns:v="urn:schemas-microsoft-com:vml" xmlns:wp14="http://schemas.microsoft.com/office/word/2010/wordprocessingDrawing" xmlns:wp="http://schemas.openxmlformats.org/drawingml/2006/wordprocessingDrawing" xmlns:w10="urn:schemas-microsoft-com:office:word" xmlns:w="http://schemas.openxmlformats.org/wordprocessingml/2006/main" xmlns:w14="http://schemas.microsoft.com/office/word/2010/wordml" xmlns:w15="http://schemas.microsoft.com/office/word/2012/wordml" xmlns:w16cex="http://schemas.microsoft.com/office/word/2018/wordml/cex" xmlns:w16cid="http://schemas.microsoft.com/office/word/2016/wordml/cid" xmlns:w16="http://schemas.microsoft.com/office/word/2018/wordml" xmlns:w16du="http://schemas.microsoft.com/office/word/2023/wordml/word16du" xmlns:w16sdtdh="http://schemas.microsoft.com/office/word/2020/wordml/sdtdatahash" xmlns:w16sdtfl="http://schemas.microsoft.com/office/word/2024/wordml/sdtformatlock" xmlns:w16se="http://schemas.microsoft.com/office/word/2015/wordml/symex" xmlns:wpg="http://schemas.microsoft.com/office/word/2010/wordprocessingGroup" xmlns:wpi="http://schemas.microsoft.com/office/word/2010/wordprocessingInk" xmlns:wne="http://schemas.microsoft.com/office/word/2006/wordml" xmlns:wps="http://schemas.microsoft.com/office/word/2010/wordprocessingShape" mc:Ignorable="w14 w15 w16se w16cid w16 w16cex w16sdtdh w16sdtfl w16du wp14">
   <w:footnote w:type="separator" w:id="-1">
     <w:p>
       <w:pPr>
@@ -1074,7 +1207,7 @@
 </file>
 
 <file path=word/header1.xml><?xml version="1.0" encoding="utf-8"?>
-<w:hdr xmlns:wpc="http://schemas.microsoft.com/office/word/2010/wordprocessingCanvas" xmlns:cx="http://schemas.microsoft.com/office/drawing/2014/chartex" xmlns:cx1="http://schemas.microsoft.com/office/drawing/2015/9/8/chartex" xmlns:cx2="http://schemas.microsoft.com/office/drawing/2015/10/21/chartex" xmlns:cx3="http://schemas.microsoft.com/office/drawing/2016/5/9/chartex" xmlns:cx4="http://schemas.microsoft.com/office/drawing/2016/5/10/chartex" xmlns:cx5="http://schemas.microsoft.com/office/drawing/2016/5/11/chartex" xmlns:cx6="http://schemas.microsoft.com/office/drawing/2016/5/12/chartex" xmlns:cx7="http://schemas.microsoft.com/office/drawing/2016/5/13/chartex" xmlns:cx8="http://schemas.microsoft.com/office/drawing/2016/5/14/chartex" xmlns:mc="http://schemas.openxmlformats.org/markup-compatibility/2006" xmlns:aink="http://schemas.microsoft.com/office/drawing/2016/ink" xmlns:am3d="http://schemas.microsoft.com/office/drawing/2017/model3d" xmlns:o="urn:schemas-microsoft-com:office:office" xmlns:oel="http://schemas.microsoft.com/office/2019/extlst" xmlns:r="http://schemas.openxmlformats.org/officeDocument/2006/relationships" xmlns:m="http://schemas.openxmlformats.org/officeDocument/2006/math" xmlns:v="urn:schemas-microsoft-com:vml" xmlns:wp14="http://schemas.microsoft.com/office/word/2010/wordprocessingDrawing" xmlns:wp="http://schemas.openxmlformats.org/drawingml/2006/wordprocessingDrawing" xmlns:w10="urn:schemas-microsoft-com:office:word" xmlns:w="http://schemas.openxmlformats.org/wordprocessingml/2006/main" xmlns:w14="http://schemas.microsoft.com/office/word/2010/wordml" xmlns:w15="http://schemas.microsoft.com/office/word/2012/wordml" xmlns:w16cex="http://schemas.microsoft.com/office/word/2018/wordml/cex" xmlns:w16cid="http://schemas.microsoft.com/office/word/2016/wordml/cid" xmlns:w16="http://schemas.microsoft.com/office/word/2018/wordml" xmlns:w16sdtdh="http://schemas.microsoft.com/office/word/2020/wordml/sdtdatahash" xmlns:w16se="http://schemas.microsoft.com/office/word/2015/wordml/symex" xmlns:wpg="http://schemas.microsoft.com/office/word/2010/wordprocessingGroup" xmlns:wpi="http://schemas.microsoft.com/office/word/2010/wordprocessingInk" xmlns:wne="http://schemas.microsoft.com/office/word/2006/wordml" xmlns:wps="http://schemas.microsoft.com/office/word/2010/wordprocessingShape" mc:Ignorable="w14 w15 w16se w16cid w16 w16cex w16sdtdh wp14">
+<w:hdr xmlns:wpc="http://schemas.microsoft.com/office/word/2010/wordprocessingCanvas" xmlns:cx="http://schemas.microsoft.com/office/drawing/2014/chartex" xmlns:cx1="http://schemas.microsoft.com/office/drawing/2015/9/8/chartex" xmlns:cx2="http://schemas.microsoft.com/office/drawing/2015/10/21/chartex" xmlns:cx3="http://schemas.microsoft.com/office/drawing/2016/5/9/chartex" xmlns:cx4="http://schemas.microsoft.com/office/drawing/2016/5/10/chartex" xmlns:cx5="http://schemas.microsoft.com/office/drawing/2016/5/11/chartex" xmlns:cx6="http://schemas.microsoft.com/office/drawing/2016/5/12/chartex" xmlns:cx7="http://schemas.microsoft.com/office/drawing/2016/5/13/chartex" xmlns:cx8="http://schemas.microsoft.com/office/drawing/2016/5/14/chartex" xmlns:mc="http://schemas.openxmlformats.org/markup-compatibility/2006" xmlns:aink="http://schemas.microsoft.com/office/drawing/2016/ink" xmlns:am3d="http://schemas.microsoft.com/office/drawing/2017/model3d" xmlns:o="urn:schemas-microsoft-com:office:office" xmlns:oel="http://schemas.microsoft.com/office/2019/extlst" xmlns:r="http://schemas.openxmlformats.org/officeDocument/2006/relationships" xmlns:m="http://schemas.openxmlformats.org/officeDocument/2006/math" xmlns:v="urn:schemas-microsoft-com:vml" xmlns:wp14="http://schemas.microsoft.com/office/word/2010/wordprocessingDrawing" xmlns:wp="http://schemas.openxmlformats.org/drawingml/2006/wordprocessingDrawing" xmlns:w10="urn:schemas-microsoft-com:office:word" xmlns:w="http://schemas.openxmlformats.org/wordprocessingml/2006/main" xmlns:w14="http://schemas.microsoft.com/office/word/2010/wordml" xmlns:w15="http://schemas.microsoft.com/office/word/2012/wordml" xmlns:w16cex="http://schemas.microsoft.com/office/word/2018/wordml/cex" xmlns:w16cid="http://schemas.microsoft.com/office/word/2016/wordml/cid" xmlns:w16="http://schemas.microsoft.com/office/word/2018/wordml" xmlns:w16du="http://schemas.microsoft.com/office/word/2023/wordml/word16du" xmlns:w16sdtdh="http://schemas.microsoft.com/office/word/2020/wordml/sdtdatahash" xmlns:w16sdtfl="http://schemas.microsoft.com/office/word/2024/wordml/sdtformatlock" xmlns:w16se="http://schemas.microsoft.com/office/word/2015/wordml/symex" xmlns:wpg="http://schemas.microsoft.com/office/word/2010/wordprocessingGroup" xmlns:wpi="http://schemas.microsoft.com/office/word/2010/wordprocessingInk" xmlns:wne="http://schemas.microsoft.com/office/word/2006/wordml" xmlns:wps="http://schemas.microsoft.com/office/word/2010/wordprocessingShape" mc:Ignorable="w14 w15 w16se w16cid w16 w16cex w16sdtdh w16sdtfl w16du wp14">
   <w:p>
     <w:pPr>
       <w:pStyle w:val="Header"/>
@@ -1084,7 +1217,7 @@
 </file>
 
 <file path=word/header2.xml><?xml version="1.0" encoding="utf-8"?>
-<w:hdr xmlns:wpc="http://schemas.microsoft.com/office/word/2010/wordprocessingCanvas" xmlns:cx="http://schemas.microsoft.com/office/drawing/2014/chartex" xmlns:cx1="http://schemas.microsoft.com/office/drawing/2015/9/8/chartex" xmlns:cx2="http://schemas.microsoft.com/office/drawing/2015/10/21/chartex" xmlns:cx3="http://schemas.microsoft.com/office/drawing/2016/5/9/chartex" xmlns:cx4="http://schemas.microsoft.com/office/drawing/2016/5/10/chartex" xmlns:cx5="http://schemas.microsoft.com/office/drawing/2016/5/11/chartex" xmlns:cx6="http://schemas.microsoft.com/office/drawing/2016/5/12/chartex" xmlns:cx7="http://schemas.microsoft.com/office/drawing/2016/5/13/chartex" xmlns:cx8="http://schemas.microsoft.com/office/drawing/2016/5/14/chartex" xmlns:mc="http://schemas.openxmlformats.org/markup-compatibility/2006" xmlns:aink="http://schemas.microsoft.com/office/drawing/2016/ink" xmlns:am3d="http://schemas.microsoft.com/office/drawing/2017/model3d" xmlns:o="urn:schemas-microsoft-com:office:office" xmlns:oel="http://schemas.microsoft.com/office/2019/extlst" xmlns:r="http://schemas.openxmlformats.org/officeDocument/2006/relationships" xmlns:m="http://schemas.openxmlformats.org/officeDocument/2006/math" xmlns:v="urn:schemas-microsoft-com:vml" xmlns:wp14="http://schemas.microsoft.com/office/word/2010/wordprocessingDrawing" xmlns:wp="http://schemas.openxmlformats.org/drawingml/2006/wordprocessingDrawing" xmlns:w10="urn:schemas-microsoft-com:office:word" xmlns:w="http://schemas.openxmlformats.org/wordprocessingml/2006/main" xmlns:w14="http://schemas.microsoft.com/office/word/2010/wordml" xmlns:w15="http://schemas.microsoft.com/office/word/2012/wordml" xmlns:w16cex="http://schemas.microsoft.com/office/word/2018/wordml/cex" xmlns:w16cid="http://schemas.microsoft.com/office/word/2016/wordml/cid" xmlns:w16="http://schemas.microsoft.com/office/word/2018/wordml" xmlns:w16sdtdh="http://schemas.microsoft.com/office/word/2020/wordml/sdtdatahash" xmlns:w16se="http://schemas.microsoft.com/office/word/2015/wordml/symex" xmlns:wpg="http://schemas.microsoft.com/office/word/2010/wordprocessingGroup" xmlns:wpi="http://schemas.microsoft.com/office/word/2010/wordprocessingInk" xmlns:wne="http://schemas.microsoft.com/office/word/2006/wordml" xmlns:wps="http://schemas.microsoft.com/office/word/2010/wordprocessingShape" mc:Ignorable="w14 w15 w16se w16cid w16 w16cex w16sdtdh wp14">
+<w:hdr xmlns:wpc="http://schemas.microsoft.com/office/word/2010/wordprocessingCanvas" xmlns:cx="http://schemas.microsoft.com/office/drawing/2014/chartex" xmlns:cx1="http://schemas.microsoft.com/office/drawing/2015/9/8/chartex" xmlns:cx2="http://schemas.microsoft.com/office/drawing/2015/10/21/chartex" xmlns:cx3="http://schemas.microsoft.com/office/drawing/2016/5/9/chartex" xmlns:cx4="http://schemas.microsoft.com/office/drawing/2016/5/10/chartex" xmlns:cx5="http://schemas.microsoft.com/office/drawing/2016/5/11/chartex" xmlns:cx6="http://schemas.microsoft.com/office/drawing/2016/5/12/chartex" xmlns:cx7="http://schemas.microsoft.com/office/drawing/2016/5/13/chartex" xmlns:cx8="http://schemas.microsoft.com/office/drawing/2016/5/14/chartex" xmlns:mc="http://schemas.openxmlformats.org/markup-compatibility/2006" xmlns:aink="http://schemas.microsoft.com/office/drawing/2016/ink" xmlns:am3d="http://schemas.microsoft.com/office/drawing/2017/model3d" xmlns:o="urn:schemas-microsoft-com:office:office" xmlns:oel="http://schemas.microsoft.com/office/2019/extlst" xmlns:r="http://schemas.openxmlformats.org/officeDocument/2006/relationships" xmlns:m="http://schemas.openxmlformats.org/officeDocument/2006/math" xmlns:v="urn:schemas-microsoft-com:vml" xmlns:wp14="http://schemas.microsoft.com/office/word/2010/wordprocessingDrawing" xmlns:wp="http://schemas.openxmlformats.org/drawingml/2006/wordprocessingDrawing" xmlns:w10="urn:schemas-microsoft-com:office:word" xmlns:w="http://schemas.openxmlformats.org/wordprocessingml/2006/main" xmlns:w14="http://schemas.microsoft.com/office/word/2010/wordml" xmlns:w15="http://schemas.microsoft.com/office/word/2012/wordml" xmlns:w16cex="http://schemas.microsoft.com/office/word/2018/wordml/cex" xmlns:w16cid="http://schemas.microsoft.com/office/word/2016/wordml/cid" xmlns:w16="http://schemas.microsoft.com/office/word/2018/wordml" xmlns:w16du="http://schemas.microsoft.com/office/word/2023/wordml/word16du" xmlns:w16sdtdh="http://schemas.microsoft.com/office/word/2020/wordml/sdtdatahash" xmlns:w16sdtfl="http://schemas.microsoft.com/office/word/2024/wordml/sdtformatlock" xmlns:w16se="http://schemas.microsoft.com/office/word/2015/wordml/symex" xmlns:wpg="http://schemas.microsoft.com/office/word/2010/wordprocessingGroup" xmlns:wpi="http://schemas.microsoft.com/office/word/2010/wordprocessingInk" xmlns:wne="http://schemas.microsoft.com/office/word/2006/wordml" xmlns:wps="http://schemas.microsoft.com/office/word/2010/wordprocessingShape" mc:Ignorable="w14 w15 w16se w16cid w16 w16cex w16sdtdh w16sdtfl w16du wp14">
   <w:p>
     <w:pPr>
       <w:pStyle w:val="Header"/>
@@ -1095,7 +1228,7 @@
 </file>
 
 <file path=word/header3.xml><?xml version="1.0" encoding="utf-8"?>
-<w:hdr xmlns:wpc="http://schemas.microsoft.com/office/word/2010/wordprocessingCanvas" xmlns:cx="http://schemas.microsoft.com/office/drawing/2014/chartex" xmlns:cx1="http://schemas.microsoft.com/office/drawing/2015/9/8/chartex" xmlns:cx2="http://schemas.microsoft.com/office/drawing/2015/10/21/chartex" xmlns:cx3="http://schemas.microsoft.com/office/drawing/2016/5/9/chartex" xmlns:cx4="http://schemas.microsoft.com/office/drawing/2016/5/10/chartex" xmlns:cx5="http://schemas.microsoft.com/office/drawing/2016/5/11/chartex" xmlns:cx6="http://schemas.microsoft.com/office/drawing/2016/5/12/chartex" xmlns:cx7="http://schemas.microsoft.com/office/drawing/2016/5/13/chartex" xmlns:cx8="http://schemas.microsoft.com/office/drawing/2016/5/14/chartex" xmlns:mc="http://schemas.openxmlformats.org/markup-compatibility/2006" xmlns:aink="http://schemas.microsoft.com/office/drawing/2016/ink" xmlns:am3d="http://schemas.microsoft.com/office/drawing/2017/model3d" xmlns:o="urn:schemas-microsoft-com:office:office" xmlns:oel="http://schemas.microsoft.com/office/2019/extlst" xmlns:r="http://schemas.openxmlformats.org/officeDocument/2006/relationships" xmlns:m="http://schemas.openxmlformats.org/officeDocument/2006/math" xmlns:v="urn:schemas-microsoft-com:vml" xmlns:wp14="http://schemas.microsoft.com/office/word/2010/wordprocessingDrawing" xmlns:wp="http://schemas.openxmlformats.org/drawingml/2006/wordprocessingDrawing" xmlns:w10="urn:schemas-microsoft-com:office:word" xmlns:w="http://schemas.openxmlformats.org/wordprocessingml/2006/main" xmlns:w14="http://schemas.microsoft.com/office/word/2010/wordml" xmlns:w15="http://schemas.microsoft.com/office/word/2012/wordml" xmlns:w16cex="http://schemas.microsoft.com/office/word/2018/wordml/cex" xmlns:w16cid="http://schemas.microsoft.com/office/word/2016/wordml/cid" xmlns:w16="http://schemas.microsoft.com/office/word/2018/wordml" xmlns:w16sdtdh="http://schemas.microsoft.com/office/word/2020/wordml/sdtdatahash" xmlns:w16se="http://schemas.microsoft.com/office/word/2015/wordml/symex" xmlns:wpg="http://schemas.microsoft.com/office/word/2010/wordprocessingGroup" xmlns:wpi="http://schemas.microsoft.com/office/word/2010/wordprocessingInk" xmlns:wne="http://schemas.microsoft.com/office/word/2006/wordml" xmlns:wps="http://schemas.microsoft.com/office/word/2010/wordprocessingShape" mc:Ignorable="w14 w15 w16se w16cid w16 w16cex w16sdtdh wp14">
+<w:hdr xmlns:wpc="http://schemas.microsoft.com/office/word/2010/wordprocessingCanvas" xmlns:cx="http://schemas.microsoft.com/office/drawing/2014/chartex" xmlns:cx1="http://schemas.microsoft.com/office/drawing/2015/9/8/chartex" xmlns:cx2="http://schemas.microsoft.com/office/drawing/2015/10/21/chartex" xmlns:cx3="http://schemas.microsoft.com/office/drawing/2016/5/9/chartex" xmlns:cx4="http://schemas.microsoft.com/office/drawing/2016/5/10/chartex" xmlns:cx5="http://schemas.microsoft.com/office/drawing/2016/5/11/chartex" xmlns:cx6="http://schemas.microsoft.com/office/drawing/2016/5/12/chartex" xmlns:cx7="http://schemas.microsoft.com/office/drawing/2016/5/13/chartex" xmlns:cx8="http://schemas.microsoft.com/office/drawing/2016/5/14/chartex" xmlns:mc="http://schemas.openxmlformats.org/markup-compatibility/2006" xmlns:aink="http://schemas.microsoft.com/office/drawing/2016/ink" xmlns:am3d="http://schemas.microsoft.com/office/drawing/2017/model3d" xmlns:o="urn:schemas-microsoft-com:office:office" xmlns:oel="http://schemas.microsoft.com/office/2019/extlst" xmlns:r="http://schemas.openxmlformats.org/officeDocument/2006/relationships" xmlns:m="http://schemas.openxmlformats.org/officeDocument/2006/math" xmlns:v="urn:schemas-microsoft-com:vml" xmlns:wp14="http://schemas.microsoft.com/office/word/2010/wordprocessingDrawing" xmlns:wp="http://schemas.openxmlformats.org/drawingml/2006/wordprocessingDrawing" xmlns:w10="urn:schemas-microsoft-com:office:word" xmlns:w="http://schemas.openxmlformats.org/wordprocessingml/2006/main" xmlns:w14="http://schemas.microsoft.com/office/word/2010/wordml" xmlns:w15="http://schemas.microsoft.com/office/word/2012/wordml" xmlns:w16cex="http://schemas.microsoft.com/office/word/2018/wordml/cex" xmlns:w16cid="http://schemas.microsoft.com/office/word/2016/wordml/cid" xmlns:w16="http://schemas.microsoft.com/office/word/2018/wordml" xmlns:w16du="http://schemas.microsoft.com/office/word/2023/wordml/word16du" xmlns:w16sdtdh="http://schemas.microsoft.com/office/word/2020/wordml/sdtdatahash" xmlns:w16sdtfl="http://schemas.microsoft.com/office/word/2024/wordml/sdtformatlock" xmlns:w16se="http://schemas.microsoft.com/office/word/2015/wordml/symex" xmlns:wpg="http://schemas.microsoft.com/office/word/2010/wordprocessingGroup" xmlns:wpi="http://schemas.microsoft.com/office/word/2010/wordprocessingInk" xmlns:wne="http://schemas.microsoft.com/office/word/2006/wordml" xmlns:wps="http://schemas.microsoft.com/office/word/2010/wordprocessingShape" mc:Ignorable="w14 w15 w16se w16cid w16 w16cex w16sdtdh w16sdtfl w16du wp14">
   <w:p>
     <w:pPr>
       <w:pStyle w:val="Header"/>
@@ -1104,7 +1237,7 @@
     <w:r>
       <w:tab/>
       <w:tab/>
-      <w:t>2025-08-02</w:t>
+      <w:t>2026-07-12</w:t>
       <w:br/>
       <w:br/>
     </w:r>
@@ -1121,7 +1254,7 @@
 </file>
 
 <file path=word/numbering.xml><?xml version="1.0" encoding="utf-8"?>
-<w:numbering xmlns:wpc="http://schemas.microsoft.com/office/word/2010/wordprocessingCanvas" xmlns:cx="http://schemas.microsoft.com/office/drawing/2014/chartex" xmlns:cx1="http://schemas.microsoft.com/office/drawing/2015/9/8/chartex" xmlns:cx2="http://schemas.microsoft.com/office/drawing/2015/10/21/chartex" xmlns:cx3="http://schemas.microsoft.com/office/drawing/2016/5/9/chartex" xmlns:cx4="http://schemas.microsoft.com/office/drawing/2016/5/10/chartex" xmlns:cx5="http://schemas.microsoft.com/office/drawing/2016/5/11/chartex" xmlns:cx6="http://schemas.microsoft.com/office/drawing/2016/5/12/chartex" xmlns:cx7="http://schemas.microsoft.com/office/drawing/2016/5/13/chartex" xmlns:cx8="http://schemas.microsoft.com/office/drawing/2016/5/14/chartex" xmlns:mc="http://schemas.openxmlformats.org/markup-compatibility/2006" xmlns:aink="http://schemas.microsoft.com/office/drawing/2016/ink" xmlns:am3d="http://schemas.microsoft.com/office/drawing/2017/model3d" xmlns:o="urn:schemas-microsoft-com:office:office" xmlns:oel="http://schemas.microsoft.com/office/2019/extlst" xmlns:r="http://schemas.openxmlformats.org/officeDocument/2006/relationships" xmlns:m="http://schemas.openxmlformats.org/officeDocument/2006/math" xmlns:v="urn:schemas-microsoft-com:vml" xmlns:wp14="http://schemas.microsoft.com/office/word/2010/wordprocessingDrawing" xmlns:wp="http://schemas.openxmlformats.org/drawingml/2006/wordprocessingDrawing" xmlns:w10="urn:schemas-microsoft-com:office:word" xmlns:w="http://schemas.openxmlformats.org/wordprocessingml/2006/main" xmlns:w14="http://schemas.microsoft.com/office/word/2010/wordml" xmlns:w15="http://schemas.microsoft.com/office/word/2012/wordml" xmlns:w16cex="http://schemas.microsoft.com/office/word/2018/wordml/cex" xmlns:w16cid="http://schemas.microsoft.com/office/word/2016/wordml/cid" xmlns:w16="http://schemas.microsoft.com/office/word/2018/wordml" xmlns:w16sdtdh="http://schemas.microsoft.com/office/word/2020/wordml/sdtdatahash" xmlns:w16se="http://schemas.microsoft.com/office/word/2015/wordml/symex" xmlns:wpg="http://schemas.microsoft.com/office/word/2010/wordprocessingGroup" xmlns:wpi="http://schemas.microsoft.com/office/word/2010/wordprocessingInk" xmlns:wne="http://schemas.microsoft.com/office/word/2006/wordml" xmlns:wps="http://schemas.microsoft.com/office/word/2010/wordprocessingShape" mc:Ignorable="w14 w15 w16se w16cid w16 w16cex w16sdtdh wp14">
+<w:numbering xmlns:wpc="http://schemas.microsoft.com/office/word/2010/wordprocessingCanvas" xmlns:cx="http://schemas.microsoft.com/office/drawing/2014/chartex" xmlns:cx1="http://schemas.microsoft.com/office/drawing/2015/9/8/chartex" xmlns:cx2="http://schemas.microsoft.com/office/drawing/2015/10/21/chartex" xmlns:cx3="http://schemas.microsoft.com/office/drawing/2016/5/9/chartex" xmlns:cx4="http://schemas.microsoft.com/office/drawing/2016/5/10/chartex" xmlns:cx5="http://schemas.microsoft.com/office/drawing/2016/5/11/chartex" xmlns:cx6="http://schemas.microsoft.com/office/drawing/2016/5/12/chartex" xmlns:cx7="http://schemas.microsoft.com/office/drawing/2016/5/13/chartex" xmlns:cx8="http://schemas.microsoft.com/office/drawing/2016/5/14/chartex" xmlns:mc="http://schemas.openxmlformats.org/markup-compatibility/2006" xmlns:aink="http://schemas.microsoft.com/office/drawing/2016/ink" xmlns:am3d="http://schemas.microsoft.com/office/drawing/2017/model3d" xmlns:o="urn:schemas-microsoft-com:office:office" xmlns:oel="http://schemas.microsoft.com/office/2019/extlst" xmlns:r="http://schemas.openxmlformats.org/officeDocument/2006/relationships" xmlns:m="http://schemas.openxmlformats.org/officeDocument/2006/math" xmlns:v="urn:schemas-microsoft-com:vml" xmlns:wp14="http://schemas.microsoft.com/office/word/2010/wordprocessingDrawing" xmlns:wp="http://schemas.openxmlformats.org/drawingml/2006/wordprocessingDrawing" xmlns:w10="urn:schemas-microsoft-com:office:word" xmlns:w="http://schemas.openxmlformats.org/wordprocessingml/2006/main" xmlns:w14="http://schemas.microsoft.com/office/word/2010/wordml" xmlns:w15="http://schemas.microsoft.com/office/word/2012/wordml" xmlns:w16cex="http://schemas.microsoft.com/office/word/2018/wordml/cex" xmlns:w16cid="http://schemas.microsoft.com/office/word/2016/wordml/cid" xmlns:w16="http://schemas.microsoft.com/office/word/2018/wordml" xmlns:w16du="http://schemas.microsoft.com/office/word/2023/wordml/word16du" xmlns:w16sdtdh="http://schemas.microsoft.com/office/word/2020/wordml/sdtdatahash" xmlns:w16sdtfl="http://schemas.microsoft.com/office/word/2024/wordml/sdtformatlock" xmlns:w16se="http://schemas.microsoft.com/office/word/2015/wordml/symex" xmlns:wpg="http://schemas.microsoft.com/office/word/2010/wordprocessingGroup" xmlns:wpi="http://schemas.microsoft.com/office/word/2010/wordprocessingInk" xmlns:wne="http://schemas.microsoft.com/office/word/2006/wordml" xmlns:wps="http://schemas.microsoft.com/office/word/2010/wordprocessingShape" mc:Ignorable="w14 w15 w16se w16cid w16 w16cex w16sdtdh w16sdtfl w16du wp14">
   <w:abstractNum w:abstractNumId="0" w15:restartNumberingAfterBreak="0">
     <w:nsid w:val="FFFFFF7C"/>
     <w:multiLevelType w:val="singleLevel"/>
@@ -1324,7 +1457,7 @@
 </file>
 
 <file path=word/styles.xml><?xml version="1.0" encoding="utf-8"?>
-<w:styles xmlns:mc="http://schemas.openxmlformats.org/markup-compatibility/2006" xmlns:r="http://schemas.openxmlformats.org/officeDocument/2006/relationships" xmlns:w="http://schemas.openxmlformats.org/wordprocessingml/2006/main" xmlns:w14="http://schemas.microsoft.com/office/word/2010/wordml" xmlns:w15="http://schemas.microsoft.com/office/word/2012/wordml" xmlns:w16cex="http://schemas.microsoft.com/office/word/2018/wordml/cex" xmlns:w16cid="http://schemas.microsoft.com/office/word/2016/wordml/cid" xmlns:w16="http://schemas.microsoft.com/office/word/2018/wordml" xmlns:w16sdtdh="http://schemas.microsoft.com/office/word/2020/wordml/sdtdatahash" xmlns:w16se="http://schemas.microsoft.com/office/word/2015/wordml/symex" mc:Ignorable="w14 w15 w16se w16cid w16 w16cex w16sdtdh">
+<w:styles xmlns:mc="http://schemas.openxmlformats.org/markup-compatibility/2006" xmlns:r="http://schemas.openxmlformats.org/officeDocument/2006/relationships" xmlns:w="http://schemas.openxmlformats.org/wordprocessingml/2006/main" xmlns:w14="http://schemas.microsoft.com/office/word/2010/wordml" xmlns:w15="http://schemas.microsoft.com/office/word/2012/wordml" xmlns:w16cex="http://schemas.microsoft.com/office/word/2018/wordml/cex" xmlns:w16cid="http://schemas.microsoft.com/office/word/2016/wordml/cid" xmlns:w16="http://schemas.microsoft.com/office/word/2018/wordml" xmlns:w16du="http://schemas.microsoft.com/office/word/2023/wordml/word16du" xmlns:w16sdtdh="http://schemas.microsoft.com/office/word/2020/wordml/sdtdatahash" xmlns:w16sdtfl="http://schemas.microsoft.com/office/word/2024/wordml/sdtformatlock" xmlns:w16se="http://schemas.microsoft.com/office/word/2015/wordml/symex" mc:Ignorable="w14 w15 w16se w16cid w16 w16cex w16sdtdh w16sdtfl w16du">
   <w:docDefaults>
     <w:rPrDefault>
       <w:rPr>
@@ -2082,7 +2215,7 @@
     <w:link w:val="TitleChar"/>
     <w:uiPriority w:val="10"/>
     <w:qFormat/>
-    <w:rsid w:val="007106C8"/>
+    <w:rsid w:val="00E854FA"/>
     <w:pPr>
       <w:spacing w:after="300" w:line="240" w:lineRule="auto"/>
       <w:contextualSpacing/>
@@ -2092,7 +2225,7 @@
       <w:rFonts w:eastAsiaTheme="majorEastAsia" w:cstheme="majorBidi"/>
       <w:spacing w:val="5"/>
       <w:kern w:val="28"/>
-      <w:sz w:val="52"/>
+      <w:sz w:val="40"/>
       <w:szCs w:val="52"/>
       <w:lang w:val="sv-SE" w:eastAsia="en-US" w:bidi="ar-SA"/>
     </w:rPr>
@@ -2102,12 +2235,12 @@
     <w:basedOn w:val="DefaultParagraphFont"/>
     <w:link w:val="Title"/>
     <w:uiPriority w:val="10"/>
-    <w:rsid w:val="007106C8"/>
+    <w:rsid w:val="00E854FA"/>
     <w:rPr>
       <w:rFonts w:ascii="Times New Roman" w:eastAsiaTheme="majorEastAsia" w:hAnsi="Times New Roman" w:cstheme="majorBidi"/>
       <w:spacing w:val="5"/>
       <w:kern w:val="28"/>
-      <w:sz w:val="52"/>
+      <w:sz w:val="40"/>
       <w:szCs w:val="52"/>
       <w:lang w:val="sv-SE" w:eastAsia="en-US" w:bidi="ar-SA"/>
     </w:rPr>

--- a/klagomål/Gåstjärnen FSC-klagomål.docx
+++ b/klagomål/Gåstjärnen FSC-klagomål.docx
@@ -1242,7 +1242,7 @@
       <w:br/>
     </w:r>
     <w:r>
-      <w:t>Till:</w:t>
+      <w:t>Till: SCA</w:t>
       <w:br/>
     </w:r>
     <w:r>

--- a/klagomål/Gåstjärnen FSC-klagomål.docx
+++ b/klagomål/Gåstjärnen FSC-klagomål.docx
@@ -168,7 +168,7 @@
     </w:p>
     <w:p>
       <w:r>
-        <w:t>Detta klagomål behandlar höga naturvärden i avverkningsanmälan Gåstjärnen i Bjurholms kommun som inkom 2026-07-12 och omfattar 62,7 ha.</w:t>
+        <w:t>Detta klagomål behandlar höga naturvärden i avverkningsanmälan Gåstjärnen i Bjurholms kommun som inkom 2026-07-13 och omfattar 62,7 ha.</w:t>
       </w:r>
     </w:p>
     <w:p>
@@ -1237,7 +1237,7 @@
     <w:r>
       <w:tab/>
       <w:tab/>
-      <w:t>2026-07-12</w:t>
+      <w:t>2026-07-13</w:t>
       <w:br/>
       <w:br/>
     </w:r>

--- a/klagomål/Gåstjärnen FSC-klagomål.docx
+++ b/klagomål/Gåstjärnen FSC-klagomål.docx
@@ -168,7 +168,7 @@
     </w:p>
     <w:p>
       <w:r>
-        <w:t>Detta klagomål behandlar höga naturvärden i avverkningsanmälan Gåstjärnen i Bjurholms kommun som inkom 2026-07-13 och omfattar 62,7 ha.</w:t>
+        <w:t>Detta klagomål behandlar höga naturvärden i avverkningsanmälan Gåstjärnen i Bjurholms kommun som inkom 2026-07-14 och omfattar 62,7 ha.</w:t>
       </w:r>
     </w:p>
     <w:p>
@@ -1237,7 +1237,7 @@
     <w:r>
       <w:tab/>
       <w:tab/>
-      <w:t>2026-07-13</w:t>
+      <w:t>2026-07-14</w:t>
       <w:br/>
       <w:br/>
     </w:r>

--- a/klagomål/Gåstjärnen FSC-klagomål.docx
+++ b/klagomål/Gåstjärnen FSC-klagomål.docx
@@ -168,7 +168,7 @@
     </w:p>
     <w:p>
       <w:r>
-        <w:t>Detta klagomål behandlar höga naturvärden i avverkningsanmälan Gåstjärnen i Bjurholms kommun som inkom 2026-07-14 och omfattar 62,7 ha.</w:t>
+        <w:t>Detta klagomål behandlar höga naturvärden i avverkningsanmälan Gåstjärnen i Bjurholms kommun som inkom 2026-07-15 och omfattar 62,7 ha.</w:t>
       </w:r>
     </w:p>
     <w:p>
@@ -1237,7 +1237,7 @@
     <w:r>
       <w:tab/>
       <w:tab/>
-      <w:t>2026-07-14</w:t>
+      <w:t>2026-07-15</w:t>
       <w:br/>
       <w:br/>
     </w:r>

--- a/klagomål/Gåstjärnen FSC-klagomål.docx
+++ b/klagomål/Gåstjärnen FSC-klagomål.docx
@@ -168,7 +168,7 @@
     </w:p>
     <w:p>
       <w:r>
-        <w:t>Detta klagomål behandlar höga naturvärden i avverkningsanmälan Gåstjärnen i Bjurholms kommun som inkom 2026-07-15 och omfattar 62,7 ha.</w:t>
+        <w:t>Detta klagomål behandlar höga naturvärden i avverkningsanmälan Gåstjärnen i Bjurholms kommun som inkom 2026-07-16 och omfattar 62,7 ha.</w:t>
       </w:r>
     </w:p>
     <w:p>
@@ -1237,7 +1237,7 @@
     <w:r>
       <w:tab/>
       <w:tab/>
-      <w:t>2026-07-15</w:t>
+      <w:t>2026-07-16</w:t>
       <w:br/>
       <w:br/>
     </w:r>

--- a/klagomål/Gåstjärnen FSC-klagomål.docx
+++ b/klagomål/Gåstjärnen FSC-klagomål.docx
@@ -1237,7 +1237,7 @@
     <w:r>
       <w:tab/>
       <w:tab/>
-      <w:t>2026-07-16</w:t>
+      <w:t>2026-07-17</w:t>
       <w:br/>
       <w:br/>
     </w:r>

--- a/klagomål/Gåstjärnen FSC-klagomål.docx
+++ b/klagomål/Gåstjärnen FSC-klagomål.docx
@@ -168,7 +168,7 @@
     </w:p>
     <w:p>
       <w:r>
-        <w:t>Detta klagomål behandlar höga naturvärden i avverkningsanmälan Gåstjärnen i Bjurholms kommun som inkom 2026-07-16 och omfattar 62,7 ha.</w:t>
+        <w:t>Detta klagomål behandlar höga naturvärden i avverkningsanmälan Gåstjärnen i Bjurholms kommun som inkom 2026-07-17 och omfattar 62,7 ha.</w:t>
       </w:r>
     </w:p>
     <w:p>

--- a/klagomål/Gåstjärnen FSC-klagomål.docx
+++ b/klagomål/Gåstjärnen FSC-klagomål.docx
@@ -1237,7 +1237,7 @@
     <w:r>
       <w:tab/>
       <w:tab/>
-      <w:t>2026-07-17</w:t>
+      <w:t>2026-07-18</w:t>
       <w:br/>
       <w:br/>
     </w:r>

--- a/klagomål/Gåstjärnen FSC-klagomål.docx
+++ b/klagomål/Gåstjärnen FSC-klagomål.docx
@@ -168,7 +168,7 @@
     </w:p>
     <w:p>
       <w:r>
-        <w:t>Detta klagomål behandlar höga naturvärden i avverkningsanmälan Gåstjärnen i Bjurholms kommun som inkom 2026-07-17 och omfattar 62,7 ha.</w:t>
+        <w:t>Detta klagomål behandlar höga naturvärden i avverkningsanmälan Gåstjärnen i Bjurholms kommun som inkom 2026-07-18 och omfattar 62,7 ha.</w:t>
       </w:r>
     </w:p>
     <w:p>

--- a/klagomål/Gåstjärnen FSC-klagomål.docx
+++ b/klagomål/Gåstjärnen FSC-klagomål.docx
@@ -168,7 +168,7 @@
     </w:p>
     <w:p>
       <w:r>
-        <w:t>Detta klagomål behandlar höga naturvärden i avverkningsanmälan Gåstjärnen i Bjurholms kommun som inkom 2026-07-18 och omfattar 62,7 ha.</w:t>
+        <w:t>Detta klagomål behandlar höga naturvärden i avverkningsanmälan Gåstjärnen i Bjurholms kommun som inkom 2026-07-19 och omfattar 62,7 ha.</w:t>
       </w:r>
     </w:p>
     <w:p>
@@ -1237,7 +1237,7 @@
     <w:r>
       <w:tab/>
       <w:tab/>
-      <w:t>2026-07-18</w:t>
+      <w:t>2026-07-19</w:t>
       <w:br/>
       <w:br/>
     </w:r>

--- a/klagomål/Gåstjärnen FSC-klagomål.docx
+++ b/klagomål/Gåstjärnen FSC-klagomål.docx
@@ -1237,7 +1237,7 @@
     <w:r>
       <w:tab/>
       <w:tab/>
-      <w:t>2026-07-19</w:t>
+      <w:t>2026-07-20</w:t>
       <w:br/>
       <w:br/>
     </w:r>

--- a/klagomål/Gåstjärnen FSC-klagomål.docx
+++ b/klagomål/Gåstjärnen FSC-klagomål.docx
@@ -168,7 +168,7 @@
     </w:p>
     <w:p>
       <w:r>
-        <w:t>Detta klagomål behandlar höga naturvärden i avverkningsanmälan Gåstjärnen i Bjurholms kommun som inkom 2026-07-19 och omfattar 62,7 ha.</w:t>
+        <w:t>Detta klagomål behandlar höga naturvärden i avverkningsanmälan Gåstjärnen i Bjurholms kommun som inkom 2026-07-20 och omfattar 62,7 ha.</w:t>
       </w:r>
     </w:p>
     <w:p>
